--- a/Java/Collections.docx
+++ b/Java/Collections.docx
@@ -1,6 +1,6 @@
 
 <file path=word/document.xml><?xml version="1.0" encoding="utf-8"?>
-<w:document xmlns:wpc="http://schemas.microsoft.com/office/word/2010/wordprocessingCanvas" xmlns:cx="http://schemas.microsoft.com/office/drawing/2014/chartex" xmlns:cx1="http://schemas.microsoft.com/office/drawing/2015/9/8/chartex" xmlns:cx2="http://schemas.microsoft.com/office/drawing/2015/10/21/chartex" xmlns:cx3="http://schemas.microsoft.com/office/drawing/2016/5/9/chartex" xmlns:cx4="http://schemas.microsoft.com/office/drawing/2016/5/10/chartex" xmlns:cx5="http://schemas.microsoft.com/office/drawing/2016/5/11/chartex" xmlns:cx6="http://schemas.microsoft.com/office/drawing/2016/5/12/chartex" xmlns:cx7="http://schemas.microsoft.com/office/drawing/2016/5/13/chartex" xmlns:cx8="http://schemas.microsoft.com/office/drawing/2016/5/14/chartex" xmlns:mc="http://schemas.openxmlformats.org/markup-compatibility/2006" xmlns:aink="http://schemas.microsoft.com/office/drawing/2016/ink" xmlns:am3d="http://schemas.microsoft.com/office/drawing/2017/model3d" xmlns:o="urn:schemas-microsoft-com:office:office" xmlns:oel="http://schemas.microsoft.com/office/2019/extlst" xmlns:r="http://schemas.openxmlformats.org/officeDocument/2006/relationships" xmlns:m="http://schemas.openxmlformats.org/officeDocument/2006/math" xmlns:v="urn:schemas-microsoft-com:vml" xmlns:wp14="http://schemas.microsoft.com/office/word/2010/wordprocessingDrawing" xmlns:wp="http://schemas.openxmlformats.org/drawingml/2006/wordprocessingDrawing" xmlns:w10="urn:schemas-microsoft-com:office:word" xmlns:w="http://schemas.openxmlformats.org/wordprocessingml/2006/main" xmlns:w14="http://schemas.microsoft.com/office/word/2010/wordml" xmlns:w15="http://schemas.microsoft.com/office/word/2012/wordml" xmlns:w16cex="http://schemas.microsoft.com/office/word/2018/wordml/cex" xmlns:w16cid="http://schemas.microsoft.com/office/word/2016/wordml/cid" xmlns:w16="http://schemas.microsoft.com/office/word/2018/wordml" xmlns:w16sdtdh="http://schemas.microsoft.com/office/word/2020/wordml/sdtdatahash" xmlns:w16se="http://schemas.microsoft.com/office/word/2015/wordml/symex" xmlns:wpg="http://schemas.microsoft.com/office/word/2010/wordprocessingGroup" xmlns:wpi="http://schemas.microsoft.com/office/word/2010/wordprocessingInk" xmlns:wne="http://schemas.microsoft.com/office/word/2006/wordml" xmlns:wps="http://schemas.microsoft.com/office/word/2010/wordprocessingShape" mc:Ignorable="w14 w15 w16se w16cid w16 w16cex w16sdtdh wp14">
+<w:document xmlns:wpc="http://schemas.microsoft.com/office/word/2010/wordprocessingCanvas" xmlns:cx="http://schemas.microsoft.com/office/drawing/2014/chartex" xmlns:cx1="http://schemas.microsoft.com/office/drawing/2015/9/8/chartex" xmlns:cx2="http://schemas.microsoft.com/office/drawing/2015/10/21/chartex" xmlns:cx3="http://schemas.microsoft.com/office/drawing/2016/5/9/chartex" xmlns:cx4="http://schemas.microsoft.com/office/drawing/2016/5/10/chartex" xmlns:cx5="http://schemas.microsoft.com/office/drawing/2016/5/11/chartex" xmlns:cx6="http://schemas.microsoft.com/office/drawing/2016/5/12/chartex" xmlns:cx7="http://schemas.microsoft.com/office/drawing/2016/5/13/chartex" xmlns:cx8="http://schemas.microsoft.com/office/drawing/2016/5/14/chartex" xmlns:mc="http://schemas.openxmlformats.org/markup-compatibility/2006" xmlns:aink="http://schemas.microsoft.com/office/drawing/2016/ink" xmlns:am3d="http://schemas.microsoft.com/office/drawing/2017/model3d" xmlns:o="urn:schemas-microsoft-com:office:office" xmlns:oel="http://schemas.microsoft.com/office/2019/extlst" xmlns:r="http://schemas.openxmlformats.org/officeDocument/2006/relationships" xmlns:m="http://schemas.openxmlformats.org/officeDocument/2006/math" xmlns:v="urn:schemas-microsoft-com:vml" xmlns:wp14="http://schemas.microsoft.com/office/word/2010/wordprocessingDrawing" xmlns:wp="http://schemas.openxmlformats.org/drawingml/2006/wordprocessingDrawing" xmlns:w10="urn:schemas-microsoft-com:office:word" xmlns:w="http://schemas.openxmlformats.org/wordprocessingml/2006/main" xmlns:w14="http://schemas.microsoft.com/office/word/2010/wordml" xmlns:w15="http://schemas.microsoft.com/office/word/2012/wordml" xmlns:w16cex="http://schemas.microsoft.com/office/word/2018/wordml/cex" xmlns:w16cid="http://schemas.microsoft.com/office/word/2016/wordml/cid" xmlns:w16="http://schemas.microsoft.com/office/word/2018/wordml" xmlns:w16du="http://schemas.microsoft.com/office/word/2023/wordml/word16du" xmlns:w16sdtdh="http://schemas.microsoft.com/office/word/2020/wordml/sdtdatahash" xmlns:w16sdtfl="http://schemas.microsoft.com/office/word/2024/wordml/sdtformatlock" xmlns:w16se="http://schemas.microsoft.com/office/word/2015/wordml/symex" xmlns:wpg="http://schemas.microsoft.com/office/word/2010/wordprocessingGroup" xmlns:wpi="http://schemas.microsoft.com/office/word/2010/wordprocessingInk" xmlns:wne="http://schemas.microsoft.com/office/word/2006/wordml" xmlns:wps="http://schemas.microsoft.com/office/word/2010/wordprocessingShape" mc:Ignorable="w14 w15 w16se w16cid w16 w16cex w16sdtdh w16sdtfl w16du wp14">
   <w:body>
     <w:p>
       <w:pPr>
@@ -99,6 +99,7 @@
         </w:rPr>
         <w:t xml:space="preserve"> </w:t>
       </w:r>
+      <w:proofErr w:type="spellStart"/>
       <w:r>
         <w:rPr>
           <w:rFonts w:ascii="Times New Roman" w:hAnsi="Times New Roman" w:cs="Times New Roman"/>
@@ -107,7 +108,18 @@
           <w:color w:val="0000FF"/>
           <w:kern w:val="0"/>
         </w:rPr>
-        <w:t>java.util.*</w:t>
+        <w:t>java.util</w:t>
+      </w:r>
+      <w:proofErr w:type="spellEnd"/>
+      <w:r>
+        <w:rPr>
+          <w:rFonts w:ascii="Times New Roman" w:hAnsi="Times New Roman" w:cs="Times New Roman"/>
+          <w:b/>
+          <w:bCs/>
+          <w:color w:val="0000FF"/>
+          <w:kern w:val="0"/>
+        </w:rPr>
+        <w:t>.*</w:t>
       </w:r>
       <w:r>
         <w:rPr>
@@ -231,6 +243,7 @@
         </w:rPr>
         <w:t xml:space="preserve"> </w:t>
       </w:r>
+      <w:proofErr w:type="spellStart"/>
       <w:r>
         <w:rPr>
           <w:rFonts w:ascii="Times New Roman" w:hAnsi="Times New Roman" w:cs="Times New Roman"/>
@@ -241,6 +254,7 @@
         </w:rPr>
         <w:t>JavaMain</w:t>
       </w:r>
+      <w:proofErr w:type="spellEnd"/>
       <w:r>
         <w:rPr>
           <w:rFonts w:ascii="Times New Roman" w:hAnsi="Times New Roman" w:cs="Times New Roman"/>
@@ -360,8 +374,17 @@
           <w:rFonts w:ascii="Times New Roman" w:hAnsi="Times New Roman" w:cs="Times New Roman"/>
           <w:kern w:val="0"/>
         </w:rPr>
-        <w:t xml:space="preserve"> args</w:t>
-      </w:r>
+        <w:t xml:space="preserve"> </w:t>
+      </w:r>
+      <w:proofErr w:type="spellStart"/>
+      <w:r>
+        <w:rPr>
+          <w:rFonts w:ascii="Times New Roman" w:hAnsi="Times New Roman" w:cs="Times New Roman"/>
+          <w:kern w:val="0"/>
+        </w:rPr>
+        <w:t>args</w:t>
+      </w:r>
+      <w:proofErr w:type="spellEnd"/>
       <w:r>
         <w:rPr>
           <w:rFonts w:ascii="Times New Roman" w:hAnsi="Times New Roman" w:cs="Times New Roman"/>
@@ -414,7 +437,15 @@
           <w:rFonts w:ascii="Times New Roman" w:hAnsi="Times New Roman" w:cs="Times New Roman"/>
           <w:kern w:val="0"/>
         </w:rPr>
-        <w:t xml:space="preserve">        Io</w:t>
+        <w:t xml:space="preserve">        </w:t>
+      </w:r>
+      <w:proofErr w:type="spellStart"/>
+      <w:r>
+        <w:rPr>
+          <w:rFonts w:ascii="Times New Roman" w:hAnsi="Times New Roman" w:cs="Times New Roman"/>
+          <w:kern w:val="0"/>
+        </w:rPr>
+        <w:t>Io</w:t>
       </w:r>
       <w:r>
         <w:rPr>
@@ -432,6 +463,7 @@
         </w:rPr>
         <w:t>initializeIO</w:t>
       </w:r>
+      <w:proofErr w:type="spellEnd"/>
       <w:r>
         <w:rPr>
           <w:rFonts w:ascii="Times New Roman" w:hAnsi="Times New Roman" w:cs="Times New Roman"/>
@@ -541,8 +573,17 @@
           <w:rFonts w:ascii="Times New Roman" w:hAnsi="Times New Roman" w:cs="Times New Roman"/>
           <w:kern w:val="0"/>
         </w:rPr>
-        <w:t xml:space="preserve"> ArrayList</w:t>
-      </w:r>
+        <w:t xml:space="preserve"> </w:t>
+      </w:r>
+      <w:proofErr w:type="spellStart"/>
+      <w:r>
+        <w:rPr>
+          <w:rFonts w:ascii="Times New Roman" w:hAnsi="Times New Roman" w:cs="Times New Roman"/>
+          <w:kern w:val="0"/>
+        </w:rPr>
+        <w:t>ArrayList</w:t>
+      </w:r>
+      <w:proofErr w:type="spellEnd"/>
       <w:r>
         <w:rPr>
           <w:rFonts w:ascii="Times New Roman" w:hAnsi="Times New Roman" w:cs="Times New Roman"/>
@@ -605,7 +646,15 @@
           <w:rFonts w:ascii="Times New Roman" w:hAnsi="Times New Roman" w:cs="Times New Roman"/>
           <w:kern w:val="0"/>
         </w:rPr>
-        <w:t xml:space="preserve">        list</w:t>
+        <w:t xml:space="preserve">        </w:t>
+      </w:r>
+      <w:proofErr w:type="spellStart"/>
+      <w:r>
+        <w:rPr>
+          <w:rFonts w:ascii="Times New Roman" w:hAnsi="Times New Roman" w:cs="Times New Roman"/>
+          <w:kern w:val="0"/>
+        </w:rPr>
+        <w:t>list</w:t>
       </w:r>
       <w:r>
         <w:rPr>
@@ -623,6 +672,7 @@
         </w:rPr>
         <w:t>add</w:t>
       </w:r>
+      <w:proofErr w:type="spellEnd"/>
       <w:r>
         <w:rPr>
           <w:rFonts w:ascii="Times New Roman" w:hAnsi="Times New Roman" w:cs="Times New Roman"/>
@@ -670,7 +720,15 @@
           <w:rFonts w:ascii="Times New Roman" w:hAnsi="Times New Roman" w:cs="Times New Roman"/>
           <w:kern w:val="0"/>
         </w:rPr>
-        <w:t xml:space="preserve">        list</w:t>
+        <w:t xml:space="preserve">        </w:t>
+      </w:r>
+      <w:proofErr w:type="spellStart"/>
+      <w:r>
+        <w:rPr>
+          <w:rFonts w:ascii="Times New Roman" w:hAnsi="Times New Roman" w:cs="Times New Roman"/>
+          <w:kern w:val="0"/>
+        </w:rPr>
+        <w:t>list</w:t>
       </w:r>
       <w:r>
         <w:rPr>
@@ -688,6 +746,7 @@
         </w:rPr>
         <w:t>add</w:t>
       </w:r>
+      <w:proofErr w:type="spellEnd"/>
       <w:r>
         <w:rPr>
           <w:rFonts w:ascii="Times New Roman" w:hAnsi="Times New Roman" w:cs="Times New Roman"/>
@@ -728,7 +787,15 @@
           <w:rFonts w:ascii="Times New Roman" w:hAnsi="Times New Roman" w:cs="Times New Roman"/>
           <w:kern w:val="0"/>
         </w:rPr>
-        <w:t xml:space="preserve">        list</w:t>
+        <w:t xml:space="preserve">        </w:t>
+      </w:r>
+      <w:proofErr w:type="spellStart"/>
+      <w:r>
+        <w:rPr>
+          <w:rFonts w:ascii="Times New Roman" w:hAnsi="Times New Roman" w:cs="Times New Roman"/>
+          <w:kern w:val="0"/>
+        </w:rPr>
+        <w:t>list</w:t>
       </w:r>
       <w:r>
         <w:rPr>
@@ -746,6 +813,7 @@
         </w:rPr>
         <w:t>add</w:t>
       </w:r>
+      <w:proofErr w:type="spellEnd"/>
       <w:r>
         <w:rPr>
           <w:rFonts w:ascii="Times New Roman" w:hAnsi="Times New Roman" w:cs="Times New Roman"/>
@@ -867,7 +935,23 @@
           <w:rFonts w:ascii="Times New Roman" w:hAnsi="Times New Roman" w:cs="Times New Roman"/>
           <w:kern w:val="0"/>
         </w:rPr>
-        <w:t xml:space="preserve"> itr </w:t>
+        <w:t xml:space="preserve"> </w:t>
+      </w:r>
+      <w:proofErr w:type="spellStart"/>
+      <w:r>
+        <w:rPr>
+          <w:rFonts w:ascii="Times New Roman" w:hAnsi="Times New Roman" w:cs="Times New Roman"/>
+          <w:kern w:val="0"/>
+        </w:rPr>
+        <w:t>itr</w:t>
+      </w:r>
+      <w:proofErr w:type="spellEnd"/>
+      <w:r>
+        <w:rPr>
+          <w:rFonts w:ascii="Times New Roman" w:hAnsi="Times New Roman" w:cs="Times New Roman"/>
+          <w:kern w:val="0"/>
+        </w:rPr>
+        <w:t xml:space="preserve"> </w:t>
       </w:r>
       <w:r>
         <w:rPr>
@@ -882,7 +966,15 @@
           <w:rFonts w:ascii="Times New Roman" w:hAnsi="Times New Roman" w:cs="Times New Roman"/>
           <w:kern w:val="0"/>
         </w:rPr>
-        <w:t xml:space="preserve"> list</w:t>
+        <w:t xml:space="preserve"> </w:t>
+      </w:r>
+      <w:proofErr w:type="spellStart"/>
+      <w:r>
+        <w:rPr>
+          <w:rFonts w:ascii="Times New Roman" w:hAnsi="Times New Roman" w:cs="Times New Roman"/>
+          <w:kern w:val="0"/>
+        </w:rPr>
+        <w:t>list</w:t>
       </w:r>
       <w:r>
         <w:rPr>
@@ -900,6 +992,7 @@
         </w:rPr>
         <w:t>iterator</w:t>
       </w:r>
+      <w:proofErr w:type="spellEnd"/>
       <w:r>
         <w:rPr>
           <w:rFonts w:ascii="Times New Roman" w:hAnsi="Times New Roman" w:cs="Times New Roman"/>
@@ -967,6 +1060,7 @@
         </w:rPr>
         <w:t>(</w:t>
       </w:r>
+      <w:proofErr w:type="spellStart"/>
       <w:r>
         <w:rPr>
           <w:rFonts w:ascii="Times New Roman" w:hAnsi="Times New Roman" w:cs="Times New Roman"/>
@@ -990,6 +1084,7 @@
         </w:rPr>
         <w:t>hasNext</w:t>
       </w:r>
+      <w:proofErr w:type="spellEnd"/>
       <w:r>
         <w:rPr>
           <w:rFonts w:ascii="Times New Roman" w:hAnsi="Times New Roman" w:cs="Times New Roman"/>
@@ -1015,7 +1110,23 @@
           <w:rFonts w:ascii="Times New Roman" w:hAnsi="Times New Roman" w:cs="Times New Roman"/>
           <w:kern w:val="0"/>
         </w:rPr>
-        <w:t xml:space="preserve">            Integer num </w:t>
+        <w:t xml:space="preserve">            Integer </w:t>
+      </w:r>
+      <w:proofErr w:type="spellStart"/>
+      <w:r>
+        <w:rPr>
+          <w:rFonts w:ascii="Times New Roman" w:hAnsi="Times New Roman" w:cs="Times New Roman"/>
+          <w:kern w:val="0"/>
+        </w:rPr>
+        <w:t>num</w:t>
+      </w:r>
+      <w:proofErr w:type="spellEnd"/>
+      <w:r>
+        <w:rPr>
+          <w:rFonts w:ascii="Times New Roman" w:hAnsi="Times New Roman" w:cs="Times New Roman"/>
+          <w:kern w:val="0"/>
+        </w:rPr>
+        <w:t xml:space="preserve"> </w:t>
       </w:r>
       <w:r>
         <w:rPr>
@@ -1030,7 +1141,15 @@
           <w:rFonts w:ascii="Times New Roman" w:hAnsi="Times New Roman" w:cs="Times New Roman"/>
           <w:kern w:val="0"/>
         </w:rPr>
-        <w:t xml:space="preserve"> itr</w:t>
+        <w:t xml:space="preserve"> </w:t>
+      </w:r>
+      <w:proofErr w:type="spellStart"/>
+      <w:r>
+        <w:rPr>
+          <w:rFonts w:ascii="Times New Roman" w:hAnsi="Times New Roman" w:cs="Times New Roman"/>
+          <w:kern w:val="0"/>
+        </w:rPr>
+        <w:t>itr</w:t>
       </w:r>
       <w:r>
         <w:rPr>
@@ -1048,6 +1167,7 @@
         </w:rPr>
         <w:t>next</w:t>
       </w:r>
+      <w:proofErr w:type="spellEnd"/>
       <w:r>
         <w:rPr>
           <w:rFonts w:ascii="Times New Roman" w:hAnsi="Times New Roman" w:cs="Times New Roman"/>
@@ -1095,7 +1215,15 @@
           <w:rFonts w:ascii="Times New Roman" w:hAnsi="Times New Roman" w:cs="Times New Roman"/>
           <w:kern w:val="0"/>
         </w:rPr>
-        <w:t xml:space="preserve">            Io</w:t>
+        <w:t xml:space="preserve">            </w:t>
+      </w:r>
+      <w:proofErr w:type="spellStart"/>
+      <w:r>
+        <w:rPr>
+          <w:rFonts w:ascii="Times New Roman" w:hAnsi="Times New Roman" w:cs="Times New Roman"/>
+          <w:kern w:val="0"/>
+        </w:rPr>
+        <w:t>Io</w:t>
       </w:r>
       <w:r>
         <w:rPr>
@@ -1129,6 +1257,7 @@
         </w:rPr>
         <w:t>println</w:t>
       </w:r>
+      <w:proofErr w:type="spellEnd"/>
       <w:r>
         <w:rPr>
           <w:rFonts w:ascii="Times New Roman" w:hAnsi="Times New Roman" w:cs="Times New Roman"/>
@@ -1137,6 +1266,7 @@
         </w:rPr>
         <w:t>(</w:t>
       </w:r>
+      <w:proofErr w:type="spellStart"/>
       <w:r>
         <w:rPr>
           <w:rFonts w:ascii="Times New Roman" w:hAnsi="Times New Roman" w:cs="Times New Roman"/>
@@ -1144,6 +1274,7 @@
         </w:rPr>
         <w:t>num</w:t>
       </w:r>
+      <w:proofErr w:type="spellEnd"/>
       <w:r>
         <w:rPr>
           <w:rFonts w:ascii="Times New Roman" w:hAnsi="Times New Roman" w:cs="Times New Roman"/>
@@ -1262,8 +1393,17 @@
           <w:rFonts w:ascii="Times New Roman" w:hAnsi="Times New Roman" w:cs="Times New Roman"/>
           <w:kern w:val="0"/>
         </w:rPr>
-        <w:t xml:space="preserve">        ListIterator</w:t>
-      </w:r>
+        <w:t xml:space="preserve">        </w:t>
+      </w:r>
+      <w:proofErr w:type="spellStart"/>
+      <w:r>
+        <w:rPr>
+          <w:rFonts w:ascii="Times New Roman" w:hAnsi="Times New Roman" w:cs="Times New Roman"/>
+          <w:kern w:val="0"/>
+        </w:rPr>
+        <w:t>ListIterator</w:t>
+      </w:r>
+      <w:proofErr w:type="spellEnd"/>
       <w:r>
         <w:rPr>
           <w:rFonts w:ascii="Times New Roman" w:hAnsi="Times New Roman" w:cs="Times New Roman"/>
@@ -1292,7 +1432,23 @@
           <w:rFonts w:ascii="Times New Roman" w:hAnsi="Times New Roman" w:cs="Times New Roman"/>
           <w:kern w:val="0"/>
         </w:rPr>
-        <w:t xml:space="preserve"> litr </w:t>
+        <w:t xml:space="preserve"> </w:t>
+      </w:r>
+      <w:proofErr w:type="spellStart"/>
+      <w:r>
+        <w:rPr>
+          <w:rFonts w:ascii="Times New Roman" w:hAnsi="Times New Roman" w:cs="Times New Roman"/>
+          <w:kern w:val="0"/>
+        </w:rPr>
+        <w:t>litr</w:t>
+      </w:r>
+      <w:proofErr w:type="spellEnd"/>
+      <w:r>
+        <w:rPr>
+          <w:rFonts w:ascii="Times New Roman" w:hAnsi="Times New Roman" w:cs="Times New Roman"/>
+          <w:kern w:val="0"/>
+        </w:rPr>
+        <w:t xml:space="preserve"> </w:t>
       </w:r>
       <w:r>
         <w:rPr>
@@ -1307,7 +1463,15 @@
           <w:rFonts w:ascii="Times New Roman" w:hAnsi="Times New Roman" w:cs="Times New Roman"/>
           <w:kern w:val="0"/>
         </w:rPr>
-        <w:t xml:space="preserve"> list</w:t>
+        <w:t xml:space="preserve"> </w:t>
+      </w:r>
+      <w:proofErr w:type="spellStart"/>
+      <w:r>
+        <w:rPr>
+          <w:rFonts w:ascii="Times New Roman" w:hAnsi="Times New Roman" w:cs="Times New Roman"/>
+          <w:kern w:val="0"/>
+        </w:rPr>
+        <w:t>list</w:t>
       </w:r>
       <w:r>
         <w:rPr>
@@ -1325,6 +1489,7 @@
         </w:rPr>
         <w:t>listIterator</w:t>
       </w:r>
+      <w:proofErr w:type="spellEnd"/>
       <w:r>
         <w:rPr>
           <w:rFonts w:ascii="Times New Roman" w:hAnsi="Times New Roman" w:cs="Times New Roman"/>
@@ -1333,6 +1498,7 @@
         </w:rPr>
         <w:t>(</w:t>
       </w:r>
+      <w:proofErr w:type="spellStart"/>
       <w:r>
         <w:rPr>
           <w:rFonts w:ascii="Times New Roman" w:hAnsi="Times New Roman" w:cs="Times New Roman"/>
@@ -1356,6 +1522,7 @@
         </w:rPr>
         <w:t>size</w:t>
       </w:r>
+      <w:proofErr w:type="spellEnd"/>
       <w:r>
         <w:rPr>
           <w:rFonts w:ascii="Times New Roman" w:hAnsi="Times New Roman" w:cs="Times New Roman"/>
@@ -1423,6 +1590,7 @@
         </w:rPr>
         <w:t>(</w:t>
       </w:r>
+      <w:proofErr w:type="spellStart"/>
       <w:r>
         <w:rPr>
           <w:rFonts w:ascii="Times New Roman" w:hAnsi="Times New Roman" w:cs="Times New Roman"/>
@@ -1446,6 +1614,7 @@
         </w:rPr>
         <w:t>hasPrevious</w:t>
       </w:r>
+      <w:proofErr w:type="spellEnd"/>
       <w:r>
         <w:rPr>
           <w:rFonts w:ascii="Times New Roman" w:hAnsi="Times New Roman" w:cs="Times New Roman"/>
@@ -1471,7 +1640,23 @@
           <w:rFonts w:ascii="Times New Roman" w:hAnsi="Times New Roman" w:cs="Times New Roman"/>
           <w:kern w:val="0"/>
         </w:rPr>
-        <w:t xml:space="preserve">            Integer num </w:t>
+        <w:t xml:space="preserve">            Integer </w:t>
+      </w:r>
+      <w:proofErr w:type="spellStart"/>
+      <w:r>
+        <w:rPr>
+          <w:rFonts w:ascii="Times New Roman" w:hAnsi="Times New Roman" w:cs="Times New Roman"/>
+          <w:kern w:val="0"/>
+        </w:rPr>
+        <w:t>num</w:t>
+      </w:r>
+      <w:proofErr w:type="spellEnd"/>
+      <w:r>
+        <w:rPr>
+          <w:rFonts w:ascii="Times New Roman" w:hAnsi="Times New Roman" w:cs="Times New Roman"/>
+          <w:kern w:val="0"/>
+        </w:rPr>
+        <w:t xml:space="preserve"> </w:t>
       </w:r>
       <w:r>
         <w:rPr>
@@ -1486,7 +1671,15 @@
           <w:rFonts w:ascii="Times New Roman" w:hAnsi="Times New Roman" w:cs="Times New Roman"/>
           <w:kern w:val="0"/>
         </w:rPr>
-        <w:t xml:space="preserve"> litr</w:t>
+        <w:t xml:space="preserve"> </w:t>
+      </w:r>
+      <w:proofErr w:type="spellStart"/>
+      <w:r>
+        <w:rPr>
+          <w:rFonts w:ascii="Times New Roman" w:hAnsi="Times New Roman" w:cs="Times New Roman"/>
+          <w:kern w:val="0"/>
+        </w:rPr>
+        <w:t>litr</w:t>
       </w:r>
       <w:r>
         <w:rPr>
@@ -1504,6 +1697,7 @@
         </w:rPr>
         <w:t>previous</w:t>
       </w:r>
+      <w:proofErr w:type="spellEnd"/>
       <w:r>
         <w:rPr>
           <w:rFonts w:ascii="Times New Roman" w:hAnsi="Times New Roman" w:cs="Times New Roman"/>
@@ -1551,7 +1745,15 @@
           <w:rFonts w:ascii="Times New Roman" w:hAnsi="Times New Roman" w:cs="Times New Roman"/>
           <w:kern w:val="0"/>
         </w:rPr>
-        <w:t xml:space="preserve">            Io</w:t>
+        <w:t xml:space="preserve">            </w:t>
+      </w:r>
+      <w:proofErr w:type="spellStart"/>
+      <w:r>
+        <w:rPr>
+          <w:rFonts w:ascii="Times New Roman" w:hAnsi="Times New Roman" w:cs="Times New Roman"/>
+          <w:kern w:val="0"/>
+        </w:rPr>
+        <w:t>Io</w:t>
       </w:r>
       <w:r>
         <w:rPr>
@@ -1585,6 +1787,7 @@
         </w:rPr>
         <w:t>println</w:t>
       </w:r>
+      <w:proofErr w:type="spellEnd"/>
       <w:r>
         <w:rPr>
           <w:rFonts w:ascii="Times New Roman" w:hAnsi="Times New Roman" w:cs="Times New Roman"/>
@@ -1593,6 +1796,7 @@
         </w:rPr>
         <w:t>(</w:t>
       </w:r>
+      <w:proofErr w:type="spellStart"/>
       <w:r>
         <w:rPr>
           <w:rFonts w:ascii="Times New Roman" w:hAnsi="Times New Roman" w:cs="Times New Roman"/>
@@ -1600,6 +1804,7 @@
         </w:rPr>
         <w:t>num</w:t>
       </w:r>
+      <w:proofErr w:type="spellEnd"/>
       <w:r>
         <w:rPr>
           <w:rFonts w:ascii="Times New Roman" w:hAnsi="Times New Roman" w:cs="Times New Roman"/>
@@ -1686,7 +1891,15 @@
           <w:rFonts w:ascii="Times New Roman" w:hAnsi="Times New Roman" w:cs="Times New Roman"/>
           <w:kern w:val="0"/>
         </w:rPr>
-        <w:t xml:space="preserve">        Io</w:t>
+        <w:t xml:space="preserve">        </w:t>
+      </w:r>
+      <w:proofErr w:type="spellStart"/>
+      <w:r>
+        <w:rPr>
+          <w:rFonts w:ascii="Times New Roman" w:hAnsi="Times New Roman" w:cs="Times New Roman"/>
+          <w:kern w:val="0"/>
+        </w:rPr>
+        <w:t>Io</w:t>
       </w:r>
       <w:r>
         <w:rPr>
@@ -1720,6 +1933,7 @@
         </w:rPr>
         <w:t>println</w:t>
       </w:r>
+      <w:proofErr w:type="spellEnd"/>
       <w:r>
         <w:rPr>
           <w:rFonts w:ascii="Times New Roman" w:hAnsi="Times New Roman" w:cs="Times New Roman"/>
@@ -1782,7 +1996,15 @@
           <w:rFonts w:ascii="Times New Roman" w:hAnsi="Times New Roman" w:cs="Times New Roman"/>
           <w:kern w:val="0"/>
         </w:rPr>
-        <w:t xml:space="preserve">        Io</w:t>
+        <w:t xml:space="preserve">        </w:t>
+      </w:r>
+      <w:proofErr w:type="spellStart"/>
+      <w:r>
+        <w:rPr>
+          <w:rFonts w:ascii="Times New Roman" w:hAnsi="Times New Roman" w:cs="Times New Roman"/>
+          <w:kern w:val="0"/>
+        </w:rPr>
+        <w:t>Io</w:t>
       </w:r>
       <w:r>
         <w:rPr>
@@ -1800,6 +2022,7 @@
         </w:rPr>
         <w:t>closeIO</w:t>
       </w:r>
+      <w:proofErr w:type="spellEnd"/>
       <w:r>
         <w:rPr>
           <w:rFonts w:ascii="Times New Roman" w:hAnsi="Times New Roman" w:cs="Times New Roman"/>
@@ -1934,6 +2157,7 @@
         </w:rPr>
         <w:t xml:space="preserve"> </w:t>
       </w:r>
+      <w:proofErr w:type="spellStart"/>
       <w:r>
         <w:rPr>
           <w:rFonts w:ascii="Times New Roman" w:hAnsi="Times New Roman" w:cs="Times New Roman"/>
@@ -1944,6 +2168,7 @@
         </w:rPr>
         <w:t>JavaMain</w:t>
       </w:r>
+      <w:proofErr w:type="spellEnd"/>
       <w:r>
         <w:rPr>
           <w:rFonts w:ascii="Times New Roman" w:hAnsi="Times New Roman" w:cs="Times New Roman"/>
@@ -2063,8 +2288,17 @@
           <w:rFonts w:ascii="Times New Roman" w:hAnsi="Times New Roman" w:cs="Times New Roman"/>
           <w:kern w:val="0"/>
         </w:rPr>
-        <w:t xml:space="preserve"> args</w:t>
-      </w:r>
+        <w:t xml:space="preserve"> </w:t>
+      </w:r>
+      <w:proofErr w:type="spellStart"/>
+      <w:r>
+        <w:rPr>
+          <w:rFonts w:ascii="Times New Roman" w:hAnsi="Times New Roman" w:cs="Times New Roman"/>
+          <w:kern w:val="0"/>
+        </w:rPr>
+        <w:t>args</w:t>
+      </w:r>
+      <w:proofErr w:type="spellEnd"/>
       <w:r>
         <w:rPr>
           <w:rFonts w:ascii="Times New Roman" w:hAnsi="Times New Roman" w:cs="Times New Roman"/>
@@ -2117,7 +2351,15 @@
           <w:rFonts w:ascii="Times New Roman" w:hAnsi="Times New Roman" w:cs="Times New Roman"/>
           <w:kern w:val="0"/>
         </w:rPr>
-        <w:t xml:space="preserve">        Io</w:t>
+        <w:t xml:space="preserve">        </w:t>
+      </w:r>
+      <w:proofErr w:type="spellStart"/>
+      <w:r>
+        <w:rPr>
+          <w:rFonts w:ascii="Times New Roman" w:hAnsi="Times New Roman" w:cs="Times New Roman"/>
+          <w:kern w:val="0"/>
+        </w:rPr>
+        <w:t>Io</w:t>
       </w:r>
       <w:r>
         <w:rPr>
@@ -2135,6 +2377,7 @@
         </w:rPr>
         <w:t>initializeIO</w:t>
       </w:r>
+      <w:proofErr w:type="spellEnd"/>
       <w:r>
         <w:rPr>
           <w:rFonts w:ascii="Times New Roman" w:hAnsi="Times New Roman" w:cs="Times New Roman"/>
@@ -2244,8 +2487,17 @@
           <w:rFonts w:ascii="Times New Roman" w:hAnsi="Times New Roman" w:cs="Times New Roman"/>
           <w:kern w:val="0"/>
         </w:rPr>
-        <w:t xml:space="preserve"> ArrayList</w:t>
-      </w:r>
+        <w:t xml:space="preserve"> </w:t>
+      </w:r>
+      <w:proofErr w:type="spellStart"/>
+      <w:r>
+        <w:rPr>
+          <w:rFonts w:ascii="Times New Roman" w:hAnsi="Times New Roman" w:cs="Times New Roman"/>
+          <w:kern w:val="0"/>
+        </w:rPr>
+        <w:t>ArrayList</w:t>
+      </w:r>
+      <w:proofErr w:type="spellEnd"/>
       <w:r>
         <w:rPr>
           <w:rFonts w:ascii="Times New Roman" w:hAnsi="Times New Roman" w:cs="Times New Roman"/>
@@ -2308,7 +2560,15 @@
           <w:rFonts w:ascii="Times New Roman" w:hAnsi="Times New Roman" w:cs="Times New Roman"/>
           <w:kern w:val="0"/>
         </w:rPr>
-        <w:t xml:space="preserve">        list</w:t>
+        <w:t xml:space="preserve">        </w:t>
+      </w:r>
+      <w:proofErr w:type="spellStart"/>
+      <w:r>
+        <w:rPr>
+          <w:rFonts w:ascii="Times New Roman" w:hAnsi="Times New Roman" w:cs="Times New Roman"/>
+          <w:kern w:val="0"/>
+        </w:rPr>
+        <w:t>list</w:t>
       </w:r>
       <w:r>
         <w:rPr>
@@ -2326,6 +2586,7 @@
         </w:rPr>
         <w:t>add</w:t>
       </w:r>
+      <w:proofErr w:type="spellEnd"/>
       <w:r>
         <w:rPr>
           <w:rFonts w:ascii="Times New Roman" w:hAnsi="Times New Roman" w:cs="Times New Roman"/>
@@ -2373,7 +2634,15 @@
           <w:rFonts w:ascii="Times New Roman" w:hAnsi="Times New Roman" w:cs="Times New Roman"/>
           <w:kern w:val="0"/>
         </w:rPr>
-        <w:t xml:space="preserve">        list</w:t>
+        <w:t xml:space="preserve">        </w:t>
+      </w:r>
+      <w:proofErr w:type="spellStart"/>
+      <w:r>
+        <w:rPr>
+          <w:rFonts w:ascii="Times New Roman" w:hAnsi="Times New Roman" w:cs="Times New Roman"/>
+          <w:kern w:val="0"/>
+        </w:rPr>
+        <w:t>list</w:t>
       </w:r>
       <w:r>
         <w:rPr>
@@ -2391,6 +2660,7 @@
         </w:rPr>
         <w:t>add</w:t>
       </w:r>
+      <w:proofErr w:type="spellEnd"/>
       <w:r>
         <w:rPr>
           <w:rFonts w:ascii="Times New Roman" w:hAnsi="Times New Roman" w:cs="Times New Roman"/>
@@ -2431,7 +2701,15 @@
           <w:rFonts w:ascii="Times New Roman" w:hAnsi="Times New Roman" w:cs="Times New Roman"/>
           <w:kern w:val="0"/>
         </w:rPr>
-        <w:t xml:space="preserve">        list</w:t>
+        <w:t xml:space="preserve">        </w:t>
+      </w:r>
+      <w:proofErr w:type="spellStart"/>
+      <w:r>
+        <w:rPr>
+          <w:rFonts w:ascii="Times New Roman" w:hAnsi="Times New Roman" w:cs="Times New Roman"/>
+          <w:kern w:val="0"/>
+        </w:rPr>
+        <w:t>list</w:t>
       </w:r>
       <w:r>
         <w:rPr>
@@ -2449,6 +2727,7 @@
         </w:rPr>
         <w:t>add</w:t>
       </w:r>
+      <w:proofErr w:type="spellEnd"/>
       <w:r>
         <w:rPr>
           <w:rFonts w:ascii="Times New Roman" w:hAnsi="Times New Roman" w:cs="Times New Roman"/>
@@ -2496,7 +2775,15 @@
           <w:rFonts w:ascii="Times New Roman" w:hAnsi="Times New Roman" w:cs="Times New Roman"/>
           <w:kern w:val="0"/>
         </w:rPr>
-        <w:t xml:space="preserve">        list</w:t>
+        <w:t xml:space="preserve">        </w:t>
+      </w:r>
+      <w:proofErr w:type="spellStart"/>
+      <w:r>
+        <w:rPr>
+          <w:rFonts w:ascii="Times New Roman" w:hAnsi="Times New Roman" w:cs="Times New Roman"/>
+          <w:kern w:val="0"/>
+        </w:rPr>
+        <w:t>list</w:t>
       </w:r>
       <w:r>
         <w:rPr>
@@ -2514,6 +2801,7 @@
         </w:rPr>
         <w:t>add</w:t>
       </w:r>
+      <w:proofErr w:type="spellEnd"/>
       <w:r>
         <w:rPr>
           <w:rFonts w:ascii="Times New Roman" w:hAnsi="Times New Roman" w:cs="Times New Roman"/>
@@ -2561,7 +2849,15 @@
           <w:rFonts w:ascii="Times New Roman" w:hAnsi="Times New Roman" w:cs="Times New Roman"/>
           <w:kern w:val="0"/>
         </w:rPr>
-        <w:t xml:space="preserve">        list</w:t>
+        <w:t xml:space="preserve">        </w:t>
+      </w:r>
+      <w:proofErr w:type="spellStart"/>
+      <w:r>
+        <w:rPr>
+          <w:rFonts w:ascii="Times New Roman" w:hAnsi="Times New Roman" w:cs="Times New Roman"/>
+          <w:kern w:val="0"/>
+        </w:rPr>
+        <w:t>list</w:t>
       </w:r>
       <w:r>
         <w:rPr>
@@ -2579,6 +2875,7 @@
         </w:rPr>
         <w:t>add</w:t>
       </w:r>
+      <w:proofErr w:type="spellEnd"/>
       <w:r>
         <w:rPr>
           <w:rFonts w:ascii="Times New Roman" w:hAnsi="Times New Roman" w:cs="Times New Roman"/>
@@ -2619,7 +2916,15 @@
           <w:rFonts w:ascii="Times New Roman" w:hAnsi="Times New Roman" w:cs="Times New Roman"/>
           <w:kern w:val="0"/>
         </w:rPr>
-        <w:t xml:space="preserve">        list</w:t>
+        <w:t xml:space="preserve">        </w:t>
+      </w:r>
+      <w:proofErr w:type="spellStart"/>
+      <w:r>
+        <w:rPr>
+          <w:rFonts w:ascii="Times New Roman" w:hAnsi="Times New Roman" w:cs="Times New Roman"/>
+          <w:kern w:val="0"/>
+        </w:rPr>
+        <w:t>list</w:t>
       </w:r>
       <w:r>
         <w:rPr>
@@ -2637,6 +2942,7 @@
         </w:rPr>
         <w:t>add</w:t>
       </w:r>
+      <w:proofErr w:type="spellEnd"/>
       <w:r>
         <w:rPr>
           <w:rFonts w:ascii="Times New Roman" w:hAnsi="Times New Roman" w:cs="Times New Roman"/>
@@ -2685,7 +2991,15 @@
           <w:kern w:val="0"/>
         </w:rPr>
         <w:lastRenderedPageBreak/>
-        <w:t xml:space="preserve">        Io</w:t>
+        <w:t xml:space="preserve">        </w:t>
+      </w:r>
+      <w:proofErr w:type="spellStart"/>
+      <w:r>
+        <w:rPr>
+          <w:rFonts w:ascii="Times New Roman" w:hAnsi="Times New Roman" w:cs="Times New Roman"/>
+          <w:kern w:val="0"/>
+        </w:rPr>
+        <w:t>Io</w:t>
       </w:r>
       <w:r>
         <w:rPr>
@@ -2719,6 +3033,7 @@
         </w:rPr>
         <w:t>println</w:t>
       </w:r>
+      <w:proofErr w:type="spellEnd"/>
       <w:r>
         <w:rPr>
           <w:rFonts w:ascii="Times New Roman" w:hAnsi="Times New Roman" w:cs="Times New Roman"/>
@@ -2813,7 +3128,15 @@
           <w:rFonts w:ascii="Times New Roman" w:hAnsi="Times New Roman" w:cs="Times New Roman"/>
           <w:kern w:val="0"/>
         </w:rPr>
-        <w:t xml:space="preserve">        list</w:t>
+        <w:t xml:space="preserve">        </w:t>
+      </w:r>
+      <w:proofErr w:type="spellStart"/>
+      <w:r>
+        <w:rPr>
+          <w:rFonts w:ascii="Times New Roman" w:hAnsi="Times New Roman" w:cs="Times New Roman"/>
+          <w:kern w:val="0"/>
+        </w:rPr>
+        <w:t>list</w:t>
       </w:r>
       <w:r>
         <w:rPr>
@@ -2831,6 +3154,7 @@
         </w:rPr>
         <w:t>remove</w:t>
       </w:r>
+      <w:proofErr w:type="spellEnd"/>
       <w:r>
         <w:rPr>
           <w:rFonts w:ascii="Times New Roman" w:hAnsi="Times New Roman" w:cs="Times New Roman"/>
@@ -2878,7 +3202,15 @@
           <w:rFonts w:ascii="Times New Roman" w:hAnsi="Times New Roman" w:cs="Times New Roman"/>
           <w:kern w:val="0"/>
         </w:rPr>
-        <w:t xml:space="preserve">        Io</w:t>
+        <w:t xml:space="preserve">        </w:t>
+      </w:r>
+      <w:proofErr w:type="spellStart"/>
+      <w:r>
+        <w:rPr>
+          <w:rFonts w:ascii="Times New Roman" w:hAnsi="Times New Roman" w:cs="Times New Roman"/>
+          <w:kern w:val="0"/>
+        </w:rPr>
+        <w:t>Io</w:t>
       </w:r>
       <w:r>
         <w:rPr>
@@ -2912,6 +3244,7 @@
         </w:rPr>
         <w:t>println</w:t>
       </w:r>
+      <w:proofErr w:type="spellEnd"/>
       <w:r>
         <w:rPr>
           <w:rFonts w:ascii="Times New Roman" w:hAnsi="Times New Roman" w:cs="Times New Roman"/>
@@ -3006,7 +3339,15 @@
           <w:rFonts w:ascii="Times New Roman" w:hAnsi="Times New Roman" w:cs="Times New Roman"/>
           <w:kern w:val="0"/>
         </w:rPr>
-        <w:t xml:space="preserve">        list</w:t>
+        <w:t xml:space="preserve">        </w:t>
+      </w:r>
+      <w:proofErr w:type="spellStart"/>
+      <w:r>
+        <w:rPr>
+          <w:rFonts w:ascii="Times New Roman" w:hAnsi="Times New Roman" w:cs="Times New Roman"/>
+          <w:kern w:val="0"/>
+        </w:rPr>
+        <w:t>list</w:t>
       </w:r>
       <w:r>
         <w:rPr>
@@ -3024,6 +3365,7 @@
         </w:rPr>
         <w:t>remove</w:t>
       </w:r>
+      <w:proofErr w:type="spellEnd"/>
       <w:r>
         <w:rPr>
           <w:rFonts w:ascii="Times New Roman" w:hAnsi="Times New Roman" w:cs="Times New Roman"/>
@@ -3032,6 +3374,7 @@
         </w:rPr>
         <w:t>(</w:t>
       </w:r>
+      <w:proofErr w:type="spellStart"/>
       <w:r>
         <w:rPr>
           <w:rFonts w:ascii="Times New Roman" w:hAnsi="Times New Roman" w:cs="Times New Roman"/>
@@ -3055,6 +3398,7 @@
         </w:rPr>
         <w:t>valueOf</w:t>
       </w:r>
+      <w:proofErr w:type="spellEnd"/>
       <w:r>
         <w:rPr>
           <w:rFonts w:ascii="Times New Roman" w:hAnsi="Times New Roman" w:cs="Times New Roman"/>
@@ -3080,7 +3424,15 @@
           <w:rFonts w:ascii="Times New Roman" w:hAnsi="Times New Roman" w:cs="Times New Roman"/>
           <w:kern w:val="0"/>
         </w:rPr>
-        <w:t xml:space="preserve">        Io</w:t>
+        <w:t xml:space="preserve">        </w:t>
+      </w:r>
+      <w:proofErr w:type="spellStart"/>
+      <w:r>
+        <w:rPr>
+          <w:rFonts w:ascii="Times New Roman" w:hAnsi="Times New Roman" w:cs="Times New Roman"/>
+          <w:kern w:val="0"/>
+        </w:rPr>
+        <w:t>Io</w:t>
       </w:r>
       <w:r>
         <w:rPr>
@@ -3114,6 +3466,7 @@
         </w:rPr>
         <w:t>println</w:t>
       </w:r>
+      <w:proofErr w:type="spellEnd"/>
       <w:r>
         <w:rPr>
           <w:rFonts w:ascii="Times New Roman" w:hAnsi="Times New Roman" w:cs="Times New Roman"/>
@@ -3176,7 +3529,15 @@
           <w:rFonts w:ascii="Times New Roman" w:hAnsi="Times New Roman" w:cs="Times New Roman"/>
           <w:kern w:val="0"/>
         </w:rPr>
-        <w:t xml:space="preserve">        Io</w:t>
+        <w:t xml:space="preserve">        </w:t>
+      </w:r>
+      <w:proofErr w:type="spellStart"/>
+      <w:r>
+        <w:rPr>
+          <w:rFonts w:ascii="Times New Roman" w:hAnsi="Times New Roman" w:cs="Times New Roman"/>
+          <w:kern w:val="0"/>
+        </w:rPr>
+        <w:t>Io</w:t>
       </w:r>
       <w:r>
         <w:rPr>
@@ -3194,6 +3555,7 @@
         </w:rPr>
         <w:t>closeIO</w:t>
       </w:r>
+      <w:proofErr w:type="spellEnd"/>
       <w:r>
         <w:rPr>
           <w:rFonts w:ascii="Times New Roman" w:hAnsi="Times New Roman" w:cs="Times New Roman"/>
@@ -3321,6 +3683,7 @@
         </w:rPr>
         <w:t xml:space="preserve"> </w:t>
       </w:r>
+      <w:proofErr w:type="spellStart"/>
       <w:r>
         <w:rPr>
           <w:rFonts w:ascii="Times New Roman" w:hAnsi="Times New Roman" w:cs="Times New Roman"/>
@@ -3331,6 +3694,7 @@
         </w:rPr>
         <w:t>JavaMain</w:t>
       </w:r>
+      <w:proofErr w:type="spellEnd"/>
       <w:r>
         <w:rPr>
           <w:rFonts w:ascii="Times New Roman" w:hAnsi="Times New Roman" w:cs="Times New Roman"/>
@@ -3450,8 +3814,17 @@
           <w:rFonts w:ascii="Times New Roman" w:hAnsi="Times New Roman" w:cs="Times New Roman"/>
           <w:kern w:val="0"/>
         </w:rPr>
-        <w:t xml:space="preserve"> args</w:t>
-      </w:r>
+        <w:t xml:space="preserve"> </w:t>
+      </w:r>
+      <w:proofErr w:type="spellStart"/>
+      <w:r>
+        <w:rPr>
+          <w:rFonts w:ascii="Times New Roman" w:hAnsi="Times New Roman" w:cs="Times New Roman"/>
+          <w:kern w:val="0"/>
+        </w:rPr>
+        <w:t>args</w:t>
+      </w:r>
+      <w:proofErr w:type="spellEnd"/>
       <w:r>
         <w:rPr>
           <w:rFonts w:ascii="Times New Roman" w:hAnsi="Times New Roman" w:cs="Times New Roman"/>
@@ -3504,7 +3877,15 @@
           <w:rFonts w:ascii="Times New Roman" w:hAnsi="Times New Roman" w:cs="Times New Roman"/>
           <w:kern w:val="0"/>
         </w:rPr>
-        <w:t xml:space="preserve">        Io</w:t>
+        <w:t xml:space="preserve">        </w:t>
+      </w:r>
+      <w:proofErr w:type="spellStart"/>
+      <w:r>
+        <w:rPr>
+          <w:rFonts w:ascii="Times New Roman" w:hAnsi="Times New Roman" w:cs="Times New Roman"/>
+          <w:kern w:val="0"/>
+        </w:rPr>
+        <w:t>Io</w:t>
       </w:r>
       <w:r>
         <w:rPr>
@@ -3522,6 +3903,7 @@
         </w:rPr>
         <w:t>initializeIO</w:t>
       </w:r>
+      <w:proofErr w:type="spellEnd"/>
       <w:r>
         <w:rPr>
           <w:rFonts w:ascii="Times New Roman" w:hAnsi="Times New Roman" w:cs="Times New Roman"/>
@@ -3631,8 +4013,17 @@
           <w:rFonts w:ascii="Times New Roman" w:hAnsi="Times New Roman" w:cs="Times New Roman"/>
           <w:kern w:val="0"/>
         </w:rPr>
-        <w:t xml:space="preserve"> ArrayList</w:t>
-      </w:r>
+        <w:t xml:space="preserve"> </w:t>
+      </w:r>
+      <w:proofErr w:type="spellStart"/>
+      <w:r>
+        <w:rPr>
+          <w:rFonts w:ascii="Times New Roman" w:hAnsi="Times New Roman" w:cs="Times New Roman"/>
+          <w:kern w:val="0"/>
+        </w:rPr>
+        <w:t>ArrayList</w:t>
+      </w:r>
+      <w:proofErr w:type="spellEnd"/>
       <w:r>
         <w:rPr>
           <w:rFonts w:ascii="Times New Roman" w:hAnsi="Times New Roman" w:cs="Times New Roman"/>
@@ -3695,7 +4086,15 @@
           <w:rFonts w:ascii="Times New Roman" w:hAnsi="Times New Roman" w:cs="Times New Roman"/>
           <w:kern w:val="0"/>
         </w:rPr>
-        <w:t xml:space="preserve">        list</w:t>
+        <w:t xml:space="preserve">        </w:t>
+      </w:r>
+      <w:proofErr w:type="spellStart"/>
+      <w:r>
+        <w:rPr>
+          <w:rFonts w:ascii="Times New Roman" w:hAnsi="Times New Roman" w:cs="Times New Roman"/>
+          <w:kern w:val="0"/>
+        </w:rPr>
+        <w:t>list</w:t>
       </w:r>
       <w:r>
         <w:rPr>
@@ -3713,6 +4112,7 @@
         </w:rPr>
         <w:t>add</w:t>
       </w:r>
+      <w:proofErr w:type="spellEnd"/>
       <w:r>
         <w:rPr>
           <w:rFonts w:ascii="Times New Roman" w:hAnsi="Times New Roman" w:cs="Times New Roman"/>
@@ -3760,7 +4160,15 @@
           <w:rFonts w:ascii="Times New Roman" w:hAnsi="Times New Roman" w:cs="Times New Roman"/>
           <w:kern w:val="0"/>
         </w:rPr>
-        <w:t xml:space="preserve">        list</w:t>
+        <w:t xml:space="preserve">        </w:t>
+      </w:r>
+      <w:proofErr w:type="spellStart"/>
+      <w:r>
+        <w:rPr>
+          <w:rFonts w:ascii="Times New Roman" w:hAnsi="Times New Roman" w:cs="Times New Roman"/>
+          <w:kern w:val="0"/>
+        </w:rPr>
+        <w:t>list</w:t>
       </w:r>
       <w:r>
         <w:rPr>
@@ -3778,6 +4186,7 @@
         </w:rPr>
         <w:t>add</w:t>
       </w:r>
+      <w:proofErr w:type="spellEnd"/>
       <w:r>
         <w:rPr>
           <w:rFonts w:ascii="Times New Roman" w:hAnsi="Times New Roman" w:cs="Times New Roman"/>
@@ -3818,7 +4227,15 @@
           <w:rFonts w:ascii="Times New Roman" w:hAnsi="Times New Roman" w:cs="Times New Roman"/>
           <w:kern w:val="0"/>
         </w:rPr>
-        <w:t xml:space="preserve">        list</w:t>
+        <w:t xml:space="preserve">        </w:t>
+      </w:r>
+      <w:proofErr w:type="spellStart"/>
+      <w:r>
+        <w:rPr>
+          <w:rFonts w:ascii="Times New Roman" w:hAnsi="Times New Roman" w:cs="Times New Roman"/>
+          <w:kern w:val="0"/>
+        </w:rPr>
+        <w:t>list</w:t>
       </w:r>
       <w:r>
         <w:rPr>
@@ -3836,6 +4253,7 @@
         </w:rPr>
         <w:t>add</w:t>
       </w:r>
+      <w:proofErr w:type="spellEnd"/>
       <w:r>
         <w:rPr>
           <w:rFonts w:ascii="Times New Roman" w:hAnsi="Times New Roman" w:cs="Times New Roman"/>
@@ -3883,7 +4301,15 @@
           <w:rFonts w:ascii="Times New Roman" w:hAnsi="Times New Roman" w:cs="Times New Roman"/>
           <w:kern w:val="0"/>
         </w:rPr>
-        <w:t xml:space="preserve">        list</w:t>
+        <w:t xml:space="preserve">        </w:t>
+      </w:r>
+      <w:proofErr w:type="spellStart"/>
+      <w:r>
+        <w:rPr>
+          <w:rFonts w:ascii="Times New Roman" w:hAnsi="Times New Roman" w:cs="Times New Roman"/>
+          <w:kern w:val="0"/>
+        </w:rPr>
+        <w:t>list</w:t>
       </w:r>
       <w:r>
         <w:rPr>
@@ -3901,6 +4327,7 @@
         </w:rPr>
         <w:t>add</w:t>
       </w:r>
+      <w:proofErr w:type="spellEnd"/>
       <w:r>
         <w:rPr>
           <w:rFonts w:ascii="Times New Roman" w:hAnsi="Times New Roman" w:cs="Times New Roman"/>
@@ -3948,7 +4375,15 @@
           <w:rFonts w:ascii="Times New Roman" w:hAnsi="Times New Roman" w:cs="Times New Roman"/>
           <w:kern w:val="0"/>
         </w:rPr>
-        <w:t xml:space="preserve">        list</w:t>
+        <w:t xml:space="preserve">        </w:t>
+      </w:r>
+      <w:proofErr w:type="spellStart"/>
+      <w:r>
+        <w:rPr>
+          <w:rFonts w:ascii="Times New Roman" w:hAnsi="Times New Roman" w:cs="Times New Roman"/>
+          <w:kern w:val="0"/>
+        </w:rPr>
+        <w:t>list</w:t>
       </w:r>
       <w:r>
         <w:rPr>
@@ -3966,6 +4401,7 @@
         </w:rPr>
         <w:t>add</w:t>
       </w:r>
+      <w:proofErr w:type="spellEnd"/>
       <w:r>
         <w:rPr>
           <w:rFonts w:ascii="Times New Roman" w:hAnsi="Times New Roman" w:cs="Times New Roman"/>
@@ -4006,7 +4442,15 @@
           <w:rFonts w:ascii="Times New Roman" w:hAnsi="Times New Roman" w:cs="Times New Roman"/>
           <w:kern w:val="0"/>
         </w:rPr>
-        <w:t xml:space="preserve">        list</w:t>
+        <w:t xml:space="preserve">        </w:t>
+      </w:r>
+      <w:proofErr w:type="spellStart"/>
+      <w:r>
+        <w:rPr>
+          <w:rFonts w:ascii="Times New Roman" w:hAnsi="Times New Roman" w:cs="Times New Roman"/>
+          <w:kern w:val="0"/>
+        </w:rPr>
+        <w:t>list</w:t>
       </w:r>
       <w:r>
         <w:rPr>
@@ -4024,6 +4468,7 @@
         </w:rPr>
         <w:t>add</w:t>
       </w:r>
+      <w:proofErr w:type="spellEnd"/>
       <w:r>
         <w:rPr>
           <w:rFonts w:ascii="Times New Roman" w:hAnsi="Times New Roman" w:cs="Times New Roman"/>
@@ -4071,7 +4516,15 @@
           <w:rFonts w:ascii="Times New Roman" w:hAnsi="Times New Roman" w:cs="Times New Roman"/>
           <w:kern w:val="0"/>
         </w:rPr>
-        <w:t xml:space="preserve">        Io</w:t>
+        <w:t xml:space="preserve">        </w:t>
+      </w:r>
+      <w:proofErr w:type="spellStart"/>
+      <w:r>
+        <w:rPr>
+          <w:rFonts w:ascii="Times New Roman" w:hAnsi="Times New Roman" w:cs="Times New Roman"/>
+          <w:kern w:val="0"/>
+        </w:rPr>
+        <w:t>Io</w:t>
       </w:r>
       <w:r>
         <w:rPr>
@@ -4105,6 +4558,7 @@
         </w:rPr>
         <w:t>println</w:t>
       </w:r>
+      <w:proofErr w:type="spellEnd"/>
       <w:r>
         <w:rPr>
           <w:rFonts w:ascii="Times New Roman" w:hAnsi="Times New Roman" w:cs="Times New Roman"/>
@@ -4199,7 +4653,15 @@
           <w:rFonts w:ascii="Times New Roman" w:hAnsi="Times New Roman" w:cs="Times New Roman"/>
           <w:kern w:val="0"/>
         </w:rPr>
-        <w:t xml:space="preserve">        list</w:t>
+        <w:t xml:space="preserve">        </w:t>
+      </w:r>
+      <w:proofErr w:type="spellStart"/>
+      <w:r>
+        <w:rPr>
+          <w:rFonts w:ascii="Times New Roman" w:hAnsi="Times New Roman" w:cs="Times New Roman"/>
+          <w:kern w:val="0"/>
+        </w:rPr>
+        <w:t>list</w:t>
       </w:r>
       <w:r>
         <w:rPr>
@@ -4217,6 +4679,7 @@
         </w:rPr>
         <w:t>set</w:t>
       </w:r>
+      <w:proofErr w:type="spellEnd"/>
       <w:r>
         <w:rPr>
           <w:rFonts w:ascii="Times New Roman" w:hAnsi="Times New Roman" w:cs="Times New Roman"/>
@@ -4309,7 +4772,15 @@
           <w:rFonts w:ascii="Times New Roman" w:hAnsi="Times New Roman" w:cs="Times New Roman"/>
           <w:kern w:val="0"/>
         </w:rPr>
-        <w:t xml:space="preserve">        Io</w:t>
+        <w:t xml:space="preserve">        </w:t>
+      </w:r>
+      <w:proofErr w:type="spellStart"/>
+      <w:r>
+        <w:rPr>
+          <w:rFonts w:ascii="Times New Roman" w:hAnsi="Times New Roman" w:cs="Times New Roman"/>
+          <w:kern w:val="0"/>
+        </w:rPr>
+        <w:t>Io</w:t>
       </w:r>
       <w:r>
         <w:rPr>
@@ -4343,6 +4814,7 @@
         </w:rPr>
         <w:t>println</w:t>
       </w:r>
+      <w:proofErr w:type="spellEnd"/>
       <w:r>
         <w:rPr>
           <w:rFonts w:ascii="Times New Roman" w:hAnsi="Times New Roman" w:cs="Times New Roman"/>
@@ -4405,7 +4877,15 @@
           <w:rFonts w:ascii="Times New Roman" w:hAnsi="Times New Roman" w:cs="Times New Roman"/>
           <w:kern w:val="0"/>
         </w:rPr>
-        <w:t xml:space="preserve">        Io</w:t>
+        <w:t xml:space="preserve">        </w:t>
+      </w:r>
+      <w:proofErr w:type="spellStart"/>
+      <w:r>
+        <w:rPr>
+          <w:rFonts w:ascii="Times New Roman" w:hAnsi="Times New Roman" w:cs="Times New Roman"/>
+          <w:kern w:val="0"/>
+        </w:rPr>
+        <w:t>Io</w:t>
       </w:r>
       <w:r>
         <w:rPr>
@@ -4439,6 +4919,7 @@
         </w:rPr>
         <w:t>println</w:t>
       </w:r>
+      <w:proofErr w:type="spellEnd"/>
       <w:r>
         <w:rPr>
           <w:rFonts w:ascii="Times New Roman" w:hAnsi="Times New Roman" w:cs="Times New Roman"/>
@@ -4486,7 +4967,15 @@
           <w:rFonts w:ascii="Times New Roman" w:hAnsi="Times New Roman" w:cs="Times New Roman"/>
           <w:kern w:val="0"/>
         </w:rPr>
-        <w:t xml:space="preserve">        Io</w:t>
+        <w:t xml:space="preserve">        </w:t>
+      </w:r>
+      <w:proofErr w:type="spellStart"/>
+      <w:r>
+        <w:rPr>
+          <w:rFonts w:ascii="Times New Roman" w:hAnsi="Times New Roman" w:cs="Times New Roman"/>
+          <w:kern w:val="0"/>
+        </w:rPr>
+        <w:t>Io</w:t>
       </w:r>
       <w:r>
         <w:rPr>
@@ -4504,6 +4993,7 @@
         </w:rPr>
         <w:t>closeIO</w:t>
       </w:r>
+      <w:proofErr w:type="spellEnd"/>
       <w:r>
         <w:rPr>
           <w:rFonts w:ascii="Times New Roman" w:hAnsi="Times New Roman" w:cs="Times New Roman"/>
@@ -4599,7 +5089,21 @@
         <w:rPr>
           <w:lang w:val="en-US"/>
         </w:rPr>
-        <w:t xml:space="preserve">O/p : </w:t>
+        <w:t>O/</w:t>
+      </w:r>
+      <w:proofErr w:type="gramStart"/>
+      <w:r>
+        <w:rPr>
+          <w:lang w:val="en-US"/>
+        </w:rPr>
+        <w:t>p :</w:t>
+      </w:r>
+      <w:proofErr w:type="gramEnd"/>
+      <w:r>
+        <w:rPr>
+          <w:lang w:val="en-US"/>
+        </w:rPr>
+        <w:t xml:space="preserve"> </w:t>
       </w:r>
     </w:p>
     <w:p>
@@ -4677,6 +5181,7 @@
         </w:rPr>
         <w:t xml:space="preserve"> </w:t>
       </w:r>
+      <w:proofErr w:type="spellStart"/>
       <w:r>
         <w:rPr>
           <w:rFonts w:ascii="Times New Roman" w:hAnsi="Times New Roman" w:cs="Times New Roman"/>
@@ -4687,6 +5192,7 @@
         </w:rPr>
         <w:t>JavaMain</w:t>
       </w:r>
+      <w:proofErr w:type="spellEnd"/>
       <w:r>
         <w:rPr>
           <w:rFonts w:ascii="Times New Roman" w:hAnsi="Times New Roman" w:cs="Times New Roman"/>
@@ -4806,8 +5312,17 @@
           <w:rFonts w:ascii="Times New Roman" w:hAnsi="Times New Roman" w:cs="Times New Roman"/>
           <w:kern w:val="0"/>
         </w:rPr>
-        <w:t xml:space="preserve"> args</w:t>
-      </w:r>
+        <w:t xml:space="preserve"> </w:t>
+      </w:r>
+      <w:proofErr w:type="spellStart"/>
+      <w:r>
+        <w:rPr>
+          <w:rFonts w:ascii="Times New Roman" w:hAnsi="Times New Roman" w:cs="Times New Roman"/>
+          <w:kern w:val="0"/>
+        </w:rPr>
+        <w:t>args</w:t>
+      </w:r>
+      <w:proofErr w:type="spellEnd"/>
       <w:r>
         <w:rPr>
           <w:rFonts w:ascii="Times New Roman" w:hAnsi="Times New Roman" w:cs="Times New Roman"/>
@@ -4860,7 +5375,15 @@
           <w:rFonts w:ascii="Times New Roman" w:hAnsi="Times New Roman" w:cs="Times New Roman"/>
           <w:kern w:val="0"/>
         </w:rPr>
-        <w:t xml:space="preserve">        Io</w:t>
+        <w:t xml:space="preserve">        </w:t>
+      </w:r>
+      <w:proofErr w:type="spellStart"/>
+      <w:r>
+        <w:rPr>
+          <w:rFonts w:ascii="Times New Roman" w:hAnsi="Times New Roman" w:cs="Times New Roman"/>
+          <w:kern w:val="0"/>
+        </w:rPr>
+        <w:t>Io</w:t>
       </w:r>
       <w:r>
         <w:rPr>
@@ -4878,6 +5401,7 @@
         </w:rPr>
         <w:t>initializeIO</w:t>
       </w:r>
+      <w:proofErr w:type="spellEnd"/>
       <w:r>
         <w:rPr>
           <w:rFonts w:ascii="Times New Roman" w:hAnsi="Times New Roman" w:cs="Times New Roman"/>
@@ -4970,7 +5494,15 @@
           <w:rFonts w:ascii="Times New Roman" w:hAnsi="Times New Roman" w:cs="Times New Roman"/>
           <w:kern w:val="0"/>
         </w:rPr>
-        <w:t xml:space="preserve"> Arrays</w:t>
+        <w:t xml:space="preserve"> </w:t>
+      </w:r>
+      <w:proofErr w:type="spellStart"/>
+      <w:r>
+        <w:rPr>
+          <w:rFonts w:ascii="Times New Roman" w:hAnsi="Times New Roman" w:cs="Times New Roman"/>
+          <w:kern w:val="0"/>
+        </w:rPr>
+        <w:t>Arrays</w:t>
       </w:r>
       <w:r>
         <w:rPr>
@@ -4988,6 +5520,7 @@
         </w:rPr>
         <w:t>asList</w:t>
       </w:r>
+      <w:proofErr w:type="spellEnd"/>
       <w:r>
         <w:rPr>
           <w:rFonts w:ascii="Times New Roman" w:hAnsi="Times New Roman" w:cs="Times New Roman"/>
@@ -5035,7 +5568,15 @@
           <w:rFonts w:ascii="Times New Roman" w:hAnsi="Times New Roman" w:cs="Times New Roman"/>
           <w:kern w:val="0"/>
         </w:rPr>
-        <w:t xml:space="preserve">        Io</w:t>
+        <w:t xml:space="preserve">        </w:t>
+      </w:r>
+      <w:proofErr w:type="spellStart"/>
+      <w:r>
+        <w:rPr>
+          <w:rFonts w:ascii="Times New Roman" w:hAnsi="Times New Roman" w:cs="Times New Roman"/>
+          <w:kern w:val="0"/>
+        </w:rPr>
+        <w:t>Io</w:t>
       </w:r>
       <w:r>
         <w:rPr>
@@ -5069,6 +5610,7 @@
         </w:rPr>
         <w:t>println</w:t>
       </w:r>
+      <w:proofErr w:type="spellEnd"/>
       <w:r>
         <w:rPr>
           <w:rFonts w:ascii="Times New Roman" w:hAnsi="Times New Roman" w:cs="Times New Roman"/>
@@ -5161,7 +5703,23 @@
           <w:rFonts w:ascii="Times New Roman" w:hAnsi="Times New Roman" w:cs="Times New Roman"/>
           <w:kern w:val="0"/>
         </w:rPr>
-        <w:t xml:space="preserve"> uniqueList </w:t>
+        <w:t xml:space="preserve"> </w:t>
+      </w:r>
+      <w:proofErr w:type="spellStart"/>
+      <w:r>
+        <w:rPr>
+          <w:rFonts w:ascii="Times New Roman" w:hAnsi="Times New Roman" w:cs="Times New Roman"/>
+          <w:kern w:val="0"/>
+        </w:rPr>
+        <w:t>uniqueList</w:t>
+      </w:r>
+      <w:proofErr w:type="spellEnd"/>
+      <w:r>
+        <w:rPr>
+          <w:rFonts w:ascii="Times New Roman" w:hAnsi="Times New Roman" w:cs="Times New Roman"/>
+          <w:kern w:val="0"/>
+        </w:rPr>
+        <w:t xml:space="preserve"> </w:t>
       </w:r>
       <w:r>
         <w:rPr>
@@ -5193,8 +5751,17 @@
           <w:rFonts w:ascii="Times New Roman" w:hAnsi="Times New Roman" w:cs="Times New Roman"/>
           <w:kern w:val="0"/>
         </w:rPr>
-        <w:t xml:space="preserve"> ArrayList</w:t>
-      </w:r>
+        <w:t xml:space="preserve"> </w:t>
+      </w:r>
+      <w:proofErr w:type="spellStart"/>
+      <w:r>
+        <w:rPr>
+          <w:rFonts w:ascii="Times New Roman" w:hAnsi="Times New Roman" w:cs="Times New Roman"/>
+          <w:kern w:val="0"/>
+        </w:rPr>
+        <w:t>ArrayList</w:t>
+      </w:r>
+      <w:proofErr w:type="spellEnd"/>
       <w:r>
         <w:rPr>
           <w:rFonts w:ascii="Times New Roman" w:hAnsi="Times New Roman" w:cs="Times New Roman"/>
@@ -5252,7 +5819,23 @@
           <w:rFonts w:ascii="Times New Roman" w:hAnsi="Times New Roman" w:cs="Times New Roman"/>
           <w:kern w:val="0"/>
         </w:rPr>
-        <w:t xml:space="preserve">Integer num </w:t>
+        <w:t xml:space="preserve">Integer </w:t>
+      </w:r>
+      <w:proofErr w:type="spellStart"/>
+      <w:r>
+        <w:rPr>
+          <w:rFonts w:ascii="Times New Roman" w:hAnsi="Times New Roman" w:cs="Times New Roman"/>
+          <w:kern w:val="0"/>
+        </w:rPr>
+        <w:t>num</w:t>
+      </w:r>
+      <w:proofErr w:type="spellEnd"/>
+      <w:r>
+        <w:rPr>
+          <w:rFonts w:ascii="Times New Roman" w:hAnsi="Times New Roman" w:cs="Times New Roman"/>
+          <w:kern w:val="0"/>
+        </w:rPr>
+        <w:t xml:space="preserve"> </w:t>
       </w:r>
       <w:r>
         <w:rPr>
@@ -5315,6 +5898,7 @@
         </w:rPr>
         <w:t>(!</w:t>
       </w:r>
+      <w:proofErr w:type="spellStart"/>
       <w:r>
         <w:rPr>
           <w:rFonts w:ascii="Times New Roman" w:hAnsi="Times New Roman" w:cs="Times New Roman"/>
@@ -5338,6 +5922,7 @@
         </w:rPr>
         <w:t>contains</w:t>
       </w:r>
+      <w:proofErr w:type="spellEnd"/>
       <w:r>
         <w:rPr>
           <w:rFonts w:ascii="Times New Roman" w:hAnsi="Times New Roman" w:cs="Times New Roman"/>
@@ -5346,6 +5931,7 @@
         </w:rPr>
         <w:t>(</w:t>
       </w:r>
+      <w:proofErr w:type="spellStart"/>
       <w:r>
         <w:rPr>
           <w:rFonts w:ascii="Times New Roman" w:hAnsi="Times New Roman" w:cs="Times New Roman"/>
@@ -5353,6 +5939,7 @@
         </w:rPr>
         <w:t>num</w:t>
       </w:r>
+      <w:proofErr w:type="spellEnd"/>
       <w:r>
         <w:rPr>
           <w:rFonts w:ascii="Times New Roman" w:hAnsi="Times New Roman" w:cs="Times New Roman"/>
@@ -5378,7 +5965,15 @@
           <w:rFonts w:ascii="Times New Roman" w:hAnsi="Times New Roman" w:cs="Times New Roman"/>
           <w:kern w:val="0"/>
         </w:rPr>
-        <w:t xml:space="preserve">                uniqueList</w:t>
+        <w:t xml:space="preserve">                </w:t>
+      </w:r>
+      <w:proofErr w:type="spellStart"/>
+      <w:r>
+        <w:rPr>
+          <w:rFonts w:ascii="Times New Roman" w:hAnsi="Times New Roman" w:cs="Times New Roman"/>
+          <w:kern w:val="0"/>
+        </w:rPr>
+        <w:t>uniqueList</w:t>
       </w:r>
       <w:r>
         <w:rPr>
@@ -5396,6 +5991,7 @@
         </w:rPr>
         <w:t>add</w:t>
       </w:r>
+      <w:proofErr w:type="spellEnd"/>
       <w:r>
         <w:rPr>
           <w:rFonts w:ascii="Times New Roman" w:hAnsi="Times New Roman" w:cs="Times New Roman"/>
@@ -5404,6 +6000,7 @@
         </w:rPr>
         <w:t>(</w:t>
       </w:r>
+      <w:proofErr w:type="spellStart"/>
       <w:r>
         <w:rPr>
           <w:rFonts w:ascii="Times New Roman" w:hAnsi="Times New Roman" w:cs="Times New Roman"/>
@@ -5411,6 +6008,7 @@
         </w:rPr>
         <w:t>num</w:t>
       </w:r>
+      <w:proofErr w:type="spellEnd"/>
       <w:r>
         <w:rPr>
           <w:rFonts w:ascii="Times New Roman" w:hAnsi="Times New Roman" w:cs="Times New Roman"/>
@@ -5512,7 +6110,15 @@
           <w:rFonts w:ascii="Times New Roman" w:hAnsi="Times New Roman" w:cs="Times New Roman"/>
           <w:kern w:val="0"/>
         </w:rPr>
-        <w:t xml:space="preserve">        Io</w:t>
+        <w:t xml:space="preserve">        </w:t>
+      </w:r>
+      <w:proofErr w:type="spellStart"/>
+      <w:r>
+        <w:rPr>
+          <w:rFonts w:ascii="Times New Roman" w:hAnsi="Times New Roman" w:cs="Times New Roman"/>
+          <w:kern w:val="0"/>
+        </w:rPr>
+        <w:t>Io</w:t>
       </w:r>
       <w:r>
         <w:rPr>
@@ -5546,6 +6152,7 @@
         </w:rPr>
         <w:t>println</w:t>
       </w:r>
+      <w:proofErr w:type="spellEnd"/>
       <w:r>
         <w:rPr>
           <w:rFonts w:ascii="Times New Roman" w:hAnsi="Times New Roman" w:cs="Times New Roman"/>
@@ -5554,6 +6161,7 @@
         </w:rPr>
         <w:t>(</w:t>
       </w:r>
+      <w:proofErr w:type="spellStart"/>
       <w:r>
         <w:rPr>
           <w:rFonts w:ascii="Times New Roman" w:hAnsi="Times New Roman" w:cs="Times New Roman"/>
@@ -5561,6 +6169,7 @@
         </w:rPr>
         <w:t>uniqueList</w:t>
       </w:r>
+      <w:proofErr w:type="spellEnd"/>
       <w:r>
         <w:rPr>
           <w:rFonts w:ascii="Times New Roman" w:hAnsi="Times New Roman" w:cs="Times New Roman"/>
@@ -5608,7 +6217,15 @@
           <w:rFonts w:ascii="Times New Roman" w:hAnsi="Times New Roman" w:cs="Times New Roman"/>
           <w:kern w:val="0"/>
         </w:rPr>
-        <w:t xml:space="preserve">        Io</w:t>
+        <w:t xml:space="preserve">        </w:t>
+      </w:r>
+      <w:proofErr w:type="spellStart"/>
+      <w:r>
+        <w:rPr>
+          <w:rFonts w:ascii="Times New Roman" w:hAnsi="Times New Roman" w:cs="Times New Roman"/>
+          <w:kern w:val="0"/>
+        </w:rPr>
+        <w:t>Io</w:t>
       </w:r>
       <w:r>
         <w:rPr>
@@ -5642,6 +6259,7 @@
         </w:rPr>
         <w:t>println</w:t>
       </w:r>
+      <w:proofErr w:type="spellEnd"/>
       <w:r>
         <w:rPr>
           <w:rFonts w:ascii="Times New Roman" w:hAnsi="Times New Roman" w:cs="Times New Roman"/>
@@ -5689,7 +6307,15 @@
           <w:rFonts w:ascii="Times New Roman" w:hAnsi="Times New Roman" w:cs="Times New Roman"/>
           <w:kern w:val="0"/>
         </w:rPr>
-        <w:t xml:space="preserve">        Io</w:t>
+        <w:t xml:space="preserve">        </w:t>
+      </w:r>
+      <w:proofErr w:type="spellStart"/>
+      <w:r>
+        <w:rPr>
+          <w:rFonts w:ascii="Times New Roman" w:hAnsi="Times New Roman" w:cs="Times New Roman"/>
+          <w:kern w:val="0"/>
+        </w:rPr>
+        <w:t>Io</w:t>
       </w:r>
       <w:r>
         <w:rPr>
@@ -5707,6 +6333,7 @@
         </w:rPr>
         <w:t>closeIO</w:t>
       </w:r>
+      <w:proofErr w:type="spellEnd"/>
       <w:r>
         <w:rPr>
           <w:rFonts w:ascii="Times New Roman" w:hAnsi="Times New Roman" w:cs="Times New Roman"/>
@@ -5802,7 +6429,21 @@
         <w:rPr>
           <w:lang w:val="en-US"/>
         </w:rPr>
-        <w:t xml:space="preserve">O/p : </w:t>
+        <w:t>O/</w:t>
+      </w:r>
+      <w:proofErr w:type="gramStart"/>
+      <w:r>
+        <w:rPr>
+          <w:lang w:val="en-US"/>
+        </w:rPr>
+        <w:t>p :</w:t>
+      </w:r>
+      <w:proofErr w:type="gramEnd"/>
+      <w:r>
+        <w:rPr>
+          <w:lang w:val="en-US"/>
+        </w:rPr>
+        <w:t xml:space="preserve"> </w:t>
       </w:r>
     </w:p>
     <w:p>
@@ -6044,141 +6685,279 @@
           <w:bCs/>
           <w:lang w:val="en-US"/>
         </w:rPr>
-        <w:lastRenderedPageBreak/>
-        <w:t xml:space="preserve">Put Operation : </w:t>
-      </w:r>
-    </w:p>
-    <w:p>
-      <w:pPr>
-        <w:rPr>
-          <w:lang w:val="en-US"/>
-        </w:rPr>
-      </w:pPr>
-      <w:r>
-        <w:rPr>
-          <w:lang w:val="en-US"/>
-        </w:rPr>
-        <w:t>Internally HashMap uses a hashCode of the key Object and this hashCode is further used by the hash function to find the index of the bucket where the new entry can be added.</w:t>
-      </w:r>
-    </w:p>
-    <w:p>
-      <w:pPr>
-        <w:rPr>
-          <w:lang w:val="en-US"/>
-        </w:rPr>
-      </w:pPr>
-    </w:p>
-    <w:p>
-      <w:pPr>
-        <w:rPr>
-          <w:lang w:val="en-US"/>
-        </w:rPr>
-      </w:pPr>
-      <w:r>
-        <w:rPr>
-          <w:lang w:val="en-US"/>
-        </w:rPr>
-        <w:t>HashMap uses multiple buckets and each bucket points to a Singly Linked List where the entries (nodes) are stored.</w:t>
-      </w:r>
-    </w:p>
-    <w:p>
-      <w:pPr>
-        <w:rPr>
-          <w:lang w:val="en-US"/>
-        </w:rPr>
-      </w:pPr>
-    </w:p>
-    <w:p>
-      <w:pPr>
-        <w:rPr>
-          <w:lang w:val="en-US"/>
-        </w:rPr>
-      </w:pPr>
-      <w:r>
-        <w:rPr>
-          <w:lang w:val="en-US"/>
-        </w:rPr>
-        <w:t>Once the bucket is identified by the hash function using hashcode, then hashCode is used to check if there is already a key with the same hashCode or not in the bucket(singly linked list).</w:t>
-      </w:r>
-    </w:p>
-    <w:p>
-      <w:pPr>
-        <w:rPr>
-          <w:lang w:val="en-US"/>
-        </w:rPr>
-      </w:pPr>
-    </w:p>
-    <w:p>
-      <w:pPr>
-        <w:rPr>
-          <w:lang w:val="en-US"/>
-        </w:rPr>
-      </w:pPr>
-      <w:r>
-        <w:rPr>
-          <w:lang w:val="en-US"/>
-        </w:rPr>
-        <w:t>If there already exists a key with the same hashCode, then the equals() method is used on the keys. If the equals method returns true, that means there is already a node with the same key and hence the value against that key is overwritten in the entry(node), otherwise, a new node is created and added to this Singly Linked List of that bucket.</w:t>
-      </w:r>
-    </w:p>
-    <w:p>
-      <w:pPr>
-        <w:rPr>
-          <w:lang w:val="en-US"/>
-        </w:rPr>
-      </w:pPr>
-    </w:p>
-    <w:p>
-      <w:pPr>
-        <w:rPr>
-          <w:lang w:val="en-US"/>
-        </w:rPr>
-      </w:pPr>
-      <w:r>
-        <w:rPr>
-          <w:lang w:val="en-US"/>
-        </w:rPr>
-        <w:t>If there is no key with the same hashCode in the bucket found by the hash function then the new Node is added to the bucket found.</w:t>
-      </w:r>
-    </w:p>
-    <w:p>
-      <w:pPr>
-        <w:rPr>
-          <w:lang w:val="en-US"/>
-        </w:rPr>
-      </w:pPr>
-    </w:p>
-    <w:p>
-      <w:pPr>
+        <w:t xml:space="preserve">Put </w:t>
+      </w:r>
+      <w:proofErr w:type="gramStart"/>
+      <w:r>
         <w:rPr>
           <w:b/>
           <w:bCs/>
           <w:lang w:val="en-US"/>
         </w:rPr>
-      </w:pPr>
+        <w:t>Operation :</w:t>
+      </w:r>
+      <w:proofErr w:type="gramEnd"/>
       <w:r>
         <w:rPr>
           <w:b/>
           <w:bCs/>
           <w:lang w:val="en-US"/>
         </w:rPr>
-        <w:t xml:space="preserve">Get </w:t>
-      </w:r>
-      <w:r>
+        <w:t xml:space="preserve"> </w:t>
+      </w:r>
+    </w:p>
+    <w:p>
+      <w:pPr>
+        <w:rPr>
+          <w:lang w:val="en-US"/>
+        </w:rPr>
+      </w:pPr>
+      <w:r>
+        <w:rPr>
+          <w:lang w:val="en-US"/>
+        </w:rPr>
+        <w:lastRenderedPageBreak/>
+        <w:t xml:space="preserve">Internally HashMap uses a </w:t>
+      </w:r>
+      <w:proofErr w:type="spellStart"/>
+      <w:r>
+        <w:rPr>
+          <w:lang w:val="en-US"/>
+        </w:rPr>
+        <w:t>hashCode</w:t>
+      </w:r>
+      <w:proofErr w:type="spellEnd"/>
+      <w:r>
+        <w:rPr>
+          <w:lang w:val="en-US"/>
+        </w:rPr>
+        <w:t xml:space="preserve"> of the key Object and this </w:t>
+      </w:r>
+      <w:proofErr w:type="spellStart"/>
+      <w:r>
+        <w:rPr>
+          <w:lang w:val="en-US"/>
+        </w:rPr>
+        <w:t>hashCode</w:t>
+      </w:r>
+      <w:proofErr w:type="spellEnd"/>
+      <w:r>
+        <w:rPr>
+          <w:lang w:val="en-US"/>
+        </w:rPr>
+        <w:t xml:space="preserve"> is further used by the hash function to find the index of the bucket where the new entry can be added.</w:t>
+      </w:r>
+    </w:p>
+    <w:p>
+      <w:pPr>
+        <w:rPr>
+          <w:lang w:val="en-US"/>
+        </w:rPr>
+      </w:pPr>
+    </w:p>
+    <w:p>
+      <w:pPr>
+        <w:rPr>
+          <w:lang w:val="en-US"/>
+        </w:rPr>
+      </w:pPr>
+      <w:r>
+        <w:rPr>
+          <w:lang w:val="en-US"/>
+        </w:rPr>
+        <w:t>HashMap uses multiple buckets and each bucket points to a Singly Linked List where the entries (nodes) are stored.</w:t>
+      </w:r>
+    </w:p>
+    <w:p>
+      <w:pPr>
+        <w:rPr>
+          <w:lang w:val="en-US"/>
+        </w:rPr>
+      </w:pPr>
+    </w:p>
+    <w:p>
+      <w:pPr>
+        <w:rPr>
+          <w:lang w:val="en-US"/>
+        </w:rPr>
+      </w:pPr>
+      <w:r>
+        <w:rPr>
+          <w:lang w:val="en-US"/>
+        </w:rPr>
+        <w:t xml:space="preserve">Once the bucket is identified by the hash function using </w:t>
+      </w:r>
+      <w:proofErr w:type="spellStart"/>
+      <w:r>
+        <w:rPr>
+          <w:lang w:val="en-US"/>
+        </w:rPr>
+        <w:t>hashcode</w:t>
+      </w:r>
+      <w:proofErr w:type="spellEnd"/>
+      <w:r>
+        <w:rPr>
+          <w:lang w:val="en-US"/>
+        </w:rPr>
+        <w:t xml:space="preserve">, then </w:t>
+      </w:r>
+      <w:proofErr w:type="spellStart"/>
+      <w:r>
+        <w:rPr>
+          <w:lang w:val="en-US"/>
+        </w:rPr>
+        <w:t>hashCode</w:t>
+      </w:r>
+      <w:proofErr w:type="spellEnd"/>
+      <w:r>
+        <w:rPr>
+          <w:lang w:val="en-US"/>
+        </w:rPr>
+        <w:t xml:space="preserve"> is used to check if there is already a key with the same </w:t>
+      </w:r>
+      <w:proofErr w:type="spellStart"/>
+      <w:r>
+        <w:rPr>
+          <w:lang w:val="en-US"/>
+        </w:rPr>
+        <w:t>hashCode</w:t>
+      </w:r>
+      <w:proofErr w:type="spellEnd"/>
+      <w:r>
+        <w:rPr>
+          <w:lang w:val="en-US"/>
+        </w:rPr>
+        <w:t xml:space="preserve"> or not in the </w:t>
+      </w:r>
+      <w:r>
+        <w:rPr>
+          <w:lang w:val="en-US"/>
+        </w:rPr>
+        <w:t>bucket (</w:t>
+      </w:r>
+      <w:r>
+        <w:rPr>
+          <w:lang w:val="en-US"/>
+        </w:rPr>
+        <w:t>singly linked list).</w:t>
+      </w:r>
+    </w:p>
+    <w:p>
+      <w:pPr>
+        <w:rPr>
+          <w:lang w:val="en-US"/>
+        </w:rPr>
+      </w:pPr>
+    </w:p>
+    <w:p>
+      <w:pPr>
+        <w:rPr>
+          <w:lang w:val="en-US"/>
+        </w:rPr>
+      </w:pPr>
+      <w:r>
+        <w:rPr>
+          <w:lang w:val="en-US"/>
+        </w:rPr>
+        <w:t xml:space="preserve">If there already exists a key with the same </w:t>
+      </w:r>
+      <w:proofErr w:type="spellStart"/>
+      <w:r>
+        <w:rPr>
+          <w:lang w:val="en-US"/>
+        </w:rPr>
+        <w:t>hashCode</w:t>
+      </w:r>
+      <w:proofErr w:type="spellEnd"/>
+      <w:r>
+        <w:rPr>
+          <w:lang w:val="en-US"/>
+        </w:rPr>
+        <w:t xml:space="preserve">, then the </w:t>
+      </w:r>
+      <w:proofErr w:type="gramStart"/>
+      <w:r>
+        <w:rPr>
+          <w:lang w:val="en-US"/>
+        </w:rPr>
+        <w:t>equals(</w:t>
+      </w:r>
+      <w:proofErr w:type="gramEnd"/>
+      <w:r>
+        <w:rPr>
+          <w:lang w:val="en-US"/>
+        </w:rPr>
+        <w:t>) method is used on the keys. If the equals method returns true, that means there is already a node with the same key and hence the value against that key is overwritten in the entry(node), otherwise, a new node is created and added to this Singly Linked List of that bucket.</w:t>
+      </w:r>
+    </w:p>
+    <w:p>
+      <w:pPr>
+        <w:rPr>
+          <w:lang w:val="en-US"/>
+        </w:rPr>
+      </w:pPr>
+    </w:p>
+    <w:p>
+      <w:pPr>
+        <w:rPr>
+          <w:lang w:val="en-US"/>
+        </w:rPr>
+      </w:pPr>
+      <w:r>
+        <w:rPr>
+          <w:lang w:val="en-US"/>
+        </w:rPr>
+        <w:t xml:space="preserve">If there is no key with the same </w:t>
+      </w:r>
+      <w:proofErr w:type="spellStart"/>
+      <w:r>
+        <w:rPr>
+          <w:lang w:val="en-US"/>
+        </w:rPr>
+        <w:t>hashCode</w:t>
+      </w:r>
+      <w:proofErr w:type="spellEnd"/>
+      <w:r>
+        <w:rPr>
+          <w:lang w:val="en-US"/>
+        </w:rPr>
+        <w:t xml:space="preserve"> in the bucket found by the hash </w:t>
+      </w:r>
+      <w:r>
+        <w:rPr>
+          <w:lang w:val="en-US"/>
+        </w:rPr>
+        <w:t>function,</w:t>
+      </w:r>
+      <w:r>
+        <w:rPr>
+          <w:lang w:val="en-US"/>
+        </w:rPr>
+        <w:t xml:space="preserve"> then the new Node is added to the bucket found.</w:t>
+      </w:r>
+    </w:p>
+    <w:p>
+      <w:pPr>
+        <w:rPr>
+          <w:lang w:val="en-US"/>
+        </w:rPr>
+      </w:pPr>
+    </w:p>
+    <w:p>
+      <w:pPr>
         <w:rPr>
           <w:b/>
           <w:bCs/>
           <w:lang w:val="en-US"/>
         </w:rPr>
-        <w:t>Operation</w:t>
-      </w:r>
+      </w:pPr>
       <w:r>
         <w:rPr>
           <w:b/>
           <w:bCs/>
           <w:lang w:val="en-US"/>
         </w:rPr>
-        <w:t xml:space="preserve"> </w:t>
+        <w:t xml:space="preserve">Get </w:t>
       </w:r>
       <w:r>
         <w:rPr>
@@ -6186,7 +6965,7 @@
           <w:bCs/>
           <w:lang w:val="en-US"/>
         </w:rPr>
-        <w:t>:</w:t>
+        <w:t>Operation:</w:t>
       </w:r>
     </w:p>
     <w:p>
@@ -6201,11 +6980,33 @@
         </w:rPr>
         <w:t xml:space="preserve">Find the </w:t>
       </w:r>
-      <w:r>
-        <w:rPr>
-          <w:lang w:val="en-US"/>
-        </w:rPr>
-        <w:t>hashCode of the key Object and this hashCode is further used by the hash function to find the index of the bucket</w:t>
+      <w:proofErr w:type="spellStart"/>
+      <w:r>
+        <w:rPr>
+          <w:lang w:val="en-US"/>
+        </w:rPr>
+        <w:t>hashCode</w:t>
+      </w:r>
+      <w:proofErr w:type="spellEnd"/>
+      <w:r>
+        <w:rPr>
+          <w:lang w:val="en-US"/>
+        </w:rPr>
+        <w:t xml:space="preserve"> of the key Object and this </w:t>
+      </w:r>
+      <w:proofErr w:type="spellStart"/>
+      <w:r>
+        <w:rPr>
+          <w:lang w:val="en-US"/>
+        </w:rPr>
+        <w:t>hashCode</w:t>
+      </w:r>
+      <w:proofErr w:type="spellEnd"/>
+      <w:r>
+        <w:rPr>
+          <w:lang w:val="en-US"/>
+        </w:rPr>
+        <w:t xml:space="preserve"> is further used by the hash function to find the index of the bucket</w:t>
       </w:r>
       <w:r>
         <w:rPr>
@@ -6280,27 +7081,50 @@
         <w:rPr>
           <w:lang w:val="en-US"/>
         </w:rPr>
-        <w:t>Before java 8, singly-linked lists were used for storing the nodes. But this implementation has changed to self-balancing BST after a thresold is crossed (static final int TREEIFY_THRESHOLD = 8;)</w:t>
-      </w:r>
-    </w:p>
-    <w:p>
-      <w:pPr>
-        <w:rPr>
-          <w:lang w:val="en-US"/>
-        </w:rPr>
-      </w:pPr>
-    </w:p>
-    <w:p>
-      <w:pPr>
-        <w:rPr>
-          <w:lang w:val="en-US"/>
-        </w:rPr>
-      </w:pPr>
-      <w:r>
-        <w:rPr>
-          <w:lang w:val="en-US"/>
-        </w:rPr>
-        <w:lastRenderedPageBreak/>
+        <w:t xml:space="preserve">Before java 8, </w:t>
+      </w:r>
+      <w:r>
+        <w:rPr>
+          <w:lang w:val="en-US"/>
+        </w:rPr>
+        <w:t>singly linked</w:t>
+      </w:r>
+      <w:r>
+        <w:rPr>
+          <w:lang w:val="en-US"/>
+        </w:rPr>
+        <w:t xml:space="preserve"> lists were used for storing the nodes. But this implementation has changed to self-balancing BST after a </w:t>
+      </w:r>
+      <w:r>
+        <w:rPr>
+          <w:lang w:val="en-US"/>
+        </w:rPr>
+        <w:t>threshold</w:t>
+      </w:r>
+      <w:r>
+        <w:rPr>
+          <w:lang w:val="en-US"/>
+        </w:rPr>
+        <w:t xml:space="preserve"> is crossed (static final int TREEIFY_THRESHOLD = 8;)</w:t>
+      </w:r>
+    </w:p>
+    <w:p>
+      <w:pPr>
+        <w:rPr>
+          <w:lang w:val="en-US"/>
+        </w:rPr>
+      </w:pPr>
+    </w:p>
+    <w:p>
+      <w:pPr>
+        <w:rPr>
+          <w:lang w:val="en-US"/>
+        </w:rPr>
+      </w:pPr>
+      <w:r>
+        <w:rPr>
+          <w:lang w:val="en-US"/>
+        </w:rPr>
         <w:t>The motive behind this change is that HashMap buckets normally use linked lists, but for the linked lists the worst-case time is O(n) for lookup.</w:t>
       </w:r>
     </w:p>
@@ -6327,27 +7151,55 @@
         <w:rPr>
           <w:lang w:val="en-US"/>
         </w:rPr>
-        <w:t>lso note that Ordinary binary search trees have pathological cases where they become O(n) [basically BST becomes skewed], but red-black/AVL trees are specifically designed to prevent these cases.</w:t>
-      </w:r>
-    </w:p>
-    <w:p>
-      <w:pPr>
-        <w:rPr>
-          <w:lang w:val="en-US"/>
-        </w:rPr>
-      </w:pPr>
-    </w:p>
-    <w:p>
-      <w:pPr>
-        <w:rPr>
-          <w:lang w:val="en-US"/>
-        </w:rPr>
-      </w:pPr>
-      <w:r>
-        <w:rPr>
-          <w:lang w:val="en-US"/>
-        </w:rPr>
-        <w:t>But it seems like with this red-black/AVL tree scheme, even if all the items hashed into the same bucket, we would get O(log</w:t>
+        <w:t xml:space="preserve">lso note that Ordinary binary search trees have pathological cases where they become O(n) [basically BST becomes skewed], but </w:t>
+      </w:r>
+      <w:proofErr w:type="gramStart"/>
+      <w:r>
+        <w:rPr>
+          <w:lang w:val="en-US"/>
+        </w:rPr>
+        <w:t>red-black</w:t>
+      </w:r>
+      <w:proofErr w:type="gramEnd"/>
+      <w:r>
+        <w:rPr>
+          <w:lang w:val="en-US"/>
+        </w:rPr>
+        <w:t>/AVL trees are specifically designed to prevent these cases.</w:t>
+      </w:r>
+    </w:p>
+    <w:p>
+      <w:pPr>
+        <w:rPr>
+          <w:lang w:val="en-US"/>
+        </w:rPr>
+      </w:pPr>
+    </w:p>
+    <w:p>
+      <w:pPr>
+        <w:rPr>
+          <w:lang w:val="en-US"/>
+        </w:rPr>
+      </w:pPr>
+      <w:r>
+        <w:rPr>
+          <w:lang w:val="en-US"/>
+        </w:rPr>
+        <w:t xml:space="preserve">But it seems like with this </w:t>
+      </w:r>
+      <w:proofErr w:type="gramStart"/>
+      <w:r>
+        <w:rPr>
+          <w:lang w:val="en-US"/>
+        </w:rPr>
+        <w:t>red-black</w:t>
+      </w:r>
+      <w:proofErr w:type="gramEnd"/>
+      <w:r>
+        <w:rPr>
+          <w:lang w:val="en-US"/>
+        </w:rPr>
+        <w:t>/AVL tree scheme, even if all the items hashed into the same bucket, we would get O(log</w:t>
       </w:r>
       <w:r>
         <w:rPr>
@@ -6375,27 +7227,47 @@
         <w:pStyle w:val="Heading1"/>
       </w:pPr>
       <w:r>
-        <w:t>Fail First and Fail Safe Iterators</w:t>
-      </w:r>
-    </w:p>
-    <w:p>
-      <w:pPr>
-        <w:rPr>
-          <w:lang w:val="en-US"/>
-        </w:rPr>
-      </w:pPr>
-    </w:p>
-    <w:p>
-      <w:pPr>
-        <w:rPr>
-          <w:lang w:val="en-US"/>
-        </w:rPr>
-      </w:pPr>
-      <w:r>
-        <w:rPr>
-          <w:lang w:val="en-US"/>
-        </w:rPr>
-        <w:t>These iterators immediately throw a ConcurrentModificationException if there is a structural modification (adding, removing, or updating elements) in the collection while a thread is iterating over it.</w:t>
+        <w:t xml:space="preserve">Fail First and </w:t>
+      </w:r>
+      <w:r>
+        <w:t>Fail-Safe</w:t>
+      </w:r>
+      <w:r>
+        <w:t xml:space="preserve"> Iterators</w:t>
+      </w:r>
+    </w:p>
+    <w:p>
+      <w:pPr>
+        <w:rPr>
+          <w:lang w:val="en-US"/>
+        </w:rPr>
+      </w:pPr>
+    </w:p>
+    <w:p>
+      <w:pPr>
+        <w:rPr>
+          <w:lang w:val="en-US"/>
+        </w:rPr>
+      </w:pPr>
+      <w:r>
+        <w:rPr>
+          <w:lang w:val="en-US"/>
+        </w:rPr>
+        <w:t xml:space="preserve">These iterators immediately throw a </w:t>
+      </w:r>
+      <w:proofErr w:type="spellStart"/>
+      <w:r>
+        <w:rPr>
+          <w:lang w:val="en-US"/>
+        </w:rPr>
+        <w:t>ConcurrentModificationException</w:t>
+      </w:r>
+      <w:proofErr w:type="spellEnd"/>
+      <w:r>
+        <w:rPr>
+          <w:lang w:val="en-US"/>
+        </w:rPr>
+        <w:t xml:space="preserve"> if there is a structural modification (adding, removing, or updating elements) in the collection while a thread is iterating over it.</w:t>
       </w:r>
     </w:p>
     <w:p>
@@ -6435,7 +7307,21 @@
         <w:rPr>
           <w:lang w:val="en-US"/>
         </w:rPr>
-        <w:t>Examples of fail-fast iterators are Iterator on ArrayList and HashMap</w:t>
+        <w:t xml:space="preserve">Examples of fail-fast iterators are Iterator on </w:t>
+      </w:r>
+      <w:proofErr w:type="spellStart"/>
+      <w:r>
+        <w:rPr>
+          <w:lang w:val="en-US"/>
+        </w:rPr>
+        <w:t>ArrayList</w:t>
+      </w:r>
+      <w:proofErr w:type="spellEnd"/>
+      <w:r>
+        <w:rPr>
+          <w:lang w:val="en-US"/>
+        </w:rPr>
+        <w:t xml:space="preserve"> and HashMap</w:t>
       </w:r>
     </w:p>
     <w:p>
@@ -6459,7 +7345,7 @@
           <w:bCs/>
           <w:lang w:val="en-US"/>
         </w:rPr>
-        <w:t>I</w:t>
+        <w:t xml:space="preserve">Internal </w:t>
       </w:r>
       <w:r>
         <w:rPr>
@@ -6467,7 +7353,7 @@
           <w:bCs/>
           <w:lang w:val="en-US"/>
         </w:rPr>
-        <w:t>nternal working</w:t>
+        <w:t>working:</w:t>
       </w:r>
       <w:r>
         <w:rPr>
@@ -6475,33 +7361,103 @@
           <w:bCs/>
           <w:lang w:val="en-US"/>
         </w:rPr>
-        <w:t xml:space="preserve"> : </w:t>
-      </w:r>
-    </w:p>
-    <w:p>
-      <w:pPr>
-        <w:rPr>
-          <w:lang w:val="en-US"/>
-        </w:rPr>
-      </w:pPr>
-      <w:r>
-        <w:rPr>
-          <w:lang w:val="en-US"/>
-        </w:rPr>
-        <w:t>Every fail fast collection has a modCount field, to represent how many times the collection has changed/modified.</w:t>
-      </w:r>
-    </w:p>
-    <w:p>
-      <w:pPr>
-        <w:rPr>
-          <w:lang w:val="en-US"/>
-        </w:rPr>
-      </w:pPr>
-      <w:r>
-        <w:rPr>
-          <w:lang w:val="en-US"/>
-        </w:rPr>
-        <w:t>So at every modification of this collection we increment the modCount value. For example the modCount is incremented in below cases:</w:t>
+        <w:t xml:space="preserve"> </w:t>
+      </w:r>
+    </w:p>
+    <w:p>
+      <w:pPr>
+        <w:rPr>
+          <w:lang w:val="en-US"/>
+        </w:rPr>
+      </w:pPr>
+      <w:r>
+        <w:rPr>
+          <w:lang w:val="en-US"/>
+        </w:rPr>
+        <w:t xml:space="preserve">Every fail fast collection has a </w:t>
+      </w:r>
+      <w:proofErr w:type="spellStart"/>
+      <w:r>
+        <w:rPr>
+          <w:lang w:val="en-US"/>
+        </w:rPr>
+        <w:t>modCount</w:t>
+      </w:r>
+      <w:proofErr w:type="spellEnd"/>
+      <w:r>
+        <w:rPr>
+          <w:lang w:val="en-US"/>
+        </w:rPr>
+        <w:t xml:space="preserve"> field, to represent how many times the collection has changed/modified.</w:t>
+      </w:r>
+    </w:p>
+    <w:p>
+      <w:pPr>
+        <w:rPr>
+          <w:lang w:val="en-US"/>
+        </w:rPr>
+      </w:pPr>
+      <w:r>
+        <w:rPr>
+          <w:lang w:val="en-US"/>
+        </w:rPr>
+        <w:t xml:space="preserve">So at every modification of this </w:t>
+      </w:r>
+      <w:proofErr w:type="gramStart"/>
+      <w:r>
+        <w:rPr>
+          <w:lang w:val="en-US"/>
+        </w:rPr>
+        <w:t>collection</w:t>
+      </w:r>
+      <w:proofErr w:type="gramEnd"/>
+      <w:r>
+        <w:rPr>
+          <w:lang w:val="en-US"/>
+        </w:rPr>
+        <w:t xml:space="preserve"> we increment the </w:t>
+      </w:r>
+      <w:proofErr w:type="spellStart"/>
+      <w:r>
+        <w:rPr>
+          <w:lang w:val="en-US"/>
+        </w:rPr>
+        <w:t>modCount</w:t>
+      </w:r>
+      <w:proofErr w:type="spellEnd"/>
+      <w:r>
+        <w:rPr>
+          <w:lang w:val="en-US"/>
+        </w:rPr>
+        <w:t xml:space="preserve"> value. For </w:t>
+      </w:r>
+      <w:proofErr w:type="gramStart"/>
+      <w:r>
+        <w:rPr>
+          <w:lang w:val="en-US"/>
+        </w:rPr>
+        <w:t>example</w:t>
+      </w:r>
+      <w:proofErr w:type="gramEnd"/>
+      <w:r>
+        <w:rPr>
+          <w:lang w:val="en-US"/>
+        </w:rPr>
+        <w:t xml:space="preserve"> the </w:t>
+      </w:r>
+      <w:proofErr w:type="spellStart"/>
+      <w:r>
+        <w:rPr>
+          <w:lang w:val="en-US"/>
+        </w:rPr>
+        <w:t>modCount</w:t>
+      </w:r>
+      <w:proofErr w:type="spellEnd"/>
+      <w:r>
+        <w:rPr>
+          <w:lang w:val="en-US"/>
+        </w:rPr>
+        <w:t xml:space="preserve"> is incremented in below cases:</w:t>
       </w:r>
     </w:p>
     <w:p>
@@ -6566,7 +7522,21 @@
         <w:rPr>
           <w:lang w:val="en-US"/>
         </w:rPr>
-        <w:t>So everytime there is some change in the collection structure, the mod count is incremented.</w:t>
+        <w:t xml:space="preserve">So </w:t>
+      </w:r>
+      <w:proofErr w:type="spellStart"/>
+      <w:r>
+        <w:rPr>
+          <w:lang w:val="en-US"/>
+        </w:rPr>
+        <w:t>everytime</w:t>
+      </w:r>
+      <w:proofErr w:type="spellEnd"/>
+      <w:r>
+        <w:rPr>
+          <w:lang w:val="en-US"/>
+        </w:rPr>
+        <w:t xml:space="preserve"> there is some change in the collection structure, the mod count is incremented.</w:t>
       </w:r>
     </w:p>
     <w:p>
@@ -6599,65 +7569,166 @@
         <w:rPr>
           <w:lang w:val="en-US"/>
         </w:rPr>
-        <w:t>1. next()</w:t>
-      </w:r>
-    </w:p>
-    <w:p>
-      <w:pPr>
-        <w:rPr>
-          <w:lang w:val="en-US"/>
-        </w:rPr>
-      </w:pPr>
-      <w:r>
-        <w:rPr>
-          <w:lang w:val="en-US"/>
-        </w:rPr>
-        <w:t>2. remove()</w:t>
-      </w:r>
-    </w:p>
-    <w:p>
-      <w:pPr>
-        <w:rPr>
-          <w:lang w:val="en-US"/>
-        </w:rPr>
-      </w:pPr>
-      <w:r>
-        <w:rPr>
-          <w:lang w:val="en-US"/>
-        </w:rPr>
-        <w:t>3. add()</w:t>
-      </w:r>
-    </w:p>
-    <w:p>
-      <w:pPr>
-        <w:rPr>
-          <w:lang w:val="en-US"/>
-        </w:rPr>
-      </w:pPr>
-    </w:p>
-    <w:p>
-      <w:pPr>
-        <w:rPr>
-          <w:lang w:val="en-US"/>
-        </w:rPr>
-      </w:pPr>
-      <w:r>
-        <w:rPr>
-          <w:lang w:val="en-US"/>
-        </w:rPr>
-        <w:t>So if we make any changes to the collection, the modCount will change, and expectedModCount will not be hence equal to the modCount. Then if we use any of the above methods of iterator, the</w:t>
-      </w:r>
-      <w:r>
-        <w:rPr>
-          <w:lang w:val="en-US"/>
-        </w:rPr>
-        <w:t xml:space="preserve"> </w:t>
-      </w:r>
-      <w:r>
-        <w:rPr>
-          <w:lang w:val="en-US"/>
-        </w:rPr>
-        <w:t>ConcurrentModificationException will be thrown.</w:t>
+        <w:lastRenderedPageBreak/>
+        <w:t xml:space="preserve">1. </w:t>
+      </w:r>
+      <w:proofErr w:type="gramStart"/>
+      <w:r>
+        <w:rPr>
+          <w:lang w:val="en-US"/>
+        </w:rPr>
+        <w:t>next(</w:t>
+      </w:r>
+      <w:proofErr w:type="gramEnd"/>
+      <w:r>
+        <w:rPr>
+          <w:lang w:val="en-US"/>
+        </w:rPr>
+        <w:t>)</w:t>
+      </w:r>
+    </w:p>
+    <w:p>
+      <w:pPr>
+        <w:rPr>
+          <w:lang w:val="en-US"/>
+        </w:rPr>
+      </w:pPr>
+      <w:r>
+        <w:rPr>
+          <w:lang w:val="en-US"/>
+        </w:rPr>
+        <w:t xml:space="preserve">2. </w:t>
+      </w:r>
+      <w:proofErr w:type="gramStart"/>
+      <w:r>
+        <w:rPr>
+          <w:lang w:val="en-US"/>
+        </w:rPr>
+        <w:t>remove(</w:t>
+      </w:r>
+      <w:proofErr w:type="gramEnd"/>
+      <w:r>
+        <w:rPr>
+          <w:lang w:val="en-US"/>
+        </w:rPr>
+        <w:t>)</w:t>
+      </w:r>
+    </w:p>
+    <w:p>
+      <w:pPr>
+        <w:rPr>
+          <w:lang w:val="en-US"/>
+        </w:rPr>
+      </w:pPr>
+      <w:r>
+        <w:rPr>
+          <w:lang w:val="en-US"/>
+        </w:rPr>
+        <w:t xml:space="preserve">3. </w:t>
+      </w:r>
+      <w:proofErr w:type="gramStart"/>
+      <w:r>
+        <w:rPr>
+          <w:lang w:val="en-US"/>
+        </w:rPr>
+        <w:t>add(</w:t>
+      </w:r>
+      <w:proofErr w:type="gramEnd"/>
+      <w:r>
+        <w:rPr>
+          <w:lang w:val="en-US"/>
+        </w:rPr>
+        <w:t>)</w:t>
+      </w:r>
+    </w:p>
+    <w:p>
+      <w:pPr>
+        <w:rPr>
+          <w:lang w:val="en-US"/>
+        </w:rPr>
+      </w:pPr>
+    </w:p>
+    <w:p>
+      <w:pPr>
+        <w:rPr>
+          <w:lang w:val="en-US"/>
+        </w:rPr>
+      </w:pPr>
+      <w:proofErr w:type="gramStart"/>
+      <w:r>
+        <w:rPr>
+          <w:lang w:val="en-US"/>
+        </w:rPr>
+        <w:t>So</w:t>
+      </w:r>
+      <w:proofErr w:type="gramEnd"/>
+      <w:r>
+        <w:rPr>
+          <w:lang w:val="en-US"/>
+        </w:rPr>
+        <w:t xml:space="preserve"> if we make any changes to the collection, the </w:t>
+      </w:r>
+      <w:proofErr w:type="spellStart"/>
+      <w:r>
+        <w:rPr>
+          <w:lang w:val="en-US"/>
+        </w:rPr>
+        <w:t>modCount</w:t>
+      </w:r>
+      <w:proofErr w:type="spellEnd"/>
+      <w:r>
+        <w:rPr>
+          <w:lang w:val="en-US"/>
+        </w:rPr>
+        <w:t xml:space="preserve"> will change, and </w:t>
+      </w:r>
+      <w:proofErr w:type="spellStart"/>
+      <w:r>
+        <w:rPr>
+          <w:lang w:val="en-US"/>
+        </w:rPr>
+        <w:t>expectedModCount</w:t>
+      </w:r>
+      <w:proofErr w:type="spellEnd"/>
+      <w:r>
+        <w:rPr>
+          <w:lang w:val="en-US"/>
+        </w:rPr>
+        <w:t xml:space="preserve"> will not be hence equal to the </w:t>
+      </w:r>
+      <w:proofErr w:type="spellStart"/>
+      <w:r>
+        <w:rPr>
+          <w:lang w:val="en-US"/>
+        </w:rPr>
+        <w:t>modCount</w:t>
+      </w:r>
+      <w:proofErr w:type="spellEnd"/>
+      <w:r>
+        <w:rPr>
+          <w:lang w:val="en-US"/>
+        </w:rPr>
+        <w:t>. Then if we use any of the above methods of iterator, the</w:t>
+      </w:r>
+      <w:r>
+        <w:rPr>
+          <w:lang w:val="en-US"/>
+        </w:rPr>
+        <w:t xml:space="preserve"> </w:t>
+      </w:r>
+      <w:proofErr w:type="spellStart"/>
+      <w:r>
+        <w:rPr>
+          <w:lang w:val="en-US"/>
+        </w:rPr>
+        <w:t>ConcurrentModificationException</w:t>
+      </w:r>
+      <w:proofErr w:type="spellEnd"/>
+      <w:r>
+        <w:rPr>
+          <w:lang w:val="en-US"/>
+        </w:rPr>
+        <w:t xml:space="preserve"> will be thrown.</w:t>
       </w:r>
     </w:p>
     <w:p>
@@ -6675,53 +7746,188 @@
           <w:lang w:val="en-US"/>
         </w:rPr>
       </w:pPr>
+      <w:proofErr w:type="spellStart"/>
       <w:r>
         <w:rPr>
           <w:b/>
           <w:bCs/>
           <w:lang w:val="en-US"/>
         </w:rPr>
-        <w:t xml:space="preserve">Imporant Note : </w:t>
-      </w:r>
-    </w:p>
-    <w:p>
-      <w:pPr>
-        <w:rPr>
-          <w:lang w:val="en-US"/>
-        </w:rPr>
-      </w:pPr>
-      <w:r>
-        <w:rPr>
-          <w:lang w:val="en-US"/>
-        </w:rPr>
-        <w:t>If we remove/add the element using the remove() or add() of iterator instead of collection, then in that case no exception will opccur. It is because the remove/add methods of iterators call the remove/add method of collection internally, and also it reasigns the expectedModCount to new modCount value.</w:t>
-      </w:r>
-    </w:p>
-    <w:p>
-      <w:pPr>
-        <w:rPr>
-          <w:lang w:val="en-US"/>
-        </w:rPr>
-      </w:pPr>
-    </w:p>
-    <w:p>
-      <w:pPr>
-        <w:autoSpaceDE w:val="0"/>
-        <w:autoSpaceDN w:val="0"/>
-        <w:adjustRightInd w:val="0"/>
-        <w:spacing w:after="0" w:line="240" w:lineRule="auto"/>
-        <w:rPr>
-          <w:rFonts w:ascii="Times New Roman" w:hAnsi="Times New Roman" w:cs="Times New Roman"/>
-          <w:kern w:val="0"/>
-        </w:rPr>
-      </w:pPr>
-      <w:r>
-        <w:rPr>
-          <w:rFonts w:ascii="Times New Roman" w:hAnsi="Times New Roman" w:cs="Times New Roman"/>
-          <w:kern w:val="0"/>
-        </w:rPr>
-        <w:t xml:space="preserve">       ArrayList</w:t>
-      </w:r>
+        <w:t>Imporant</w:t>
+      </w:r>
+      <w:proofErr w:type="spellEnd"/>
+      <w:r>
+        <w:rPr>
+          <w:b/>
+          <w:bCs/>
+          <w:lang w:val="en-US"/>
+        </w:rPr>
+        <w:t xml:space="preserve"> </w:t>
+      </w:r>
+      <w:proofErr w:type="gramStart"/>
+      <w:r>
+        <w:rPr>
+          <w:b/>
+          <w:bCs/>
+          <w:lang w:val="en-US"/>
+        </w:rPr>
+        <w:t>Note :</w:t>
+      </w:r>
+      <w:proofErr w:type="gramEnd"/>
+      <w:r>
+        <w:rPr>
+          <w:b/>
+          <w:bCs/>
+          <w:lang w:val="en-US"/>
+        </w:rPr>
+        <w:t xml:space="preserve"> </w:t>
+      </w:r>
+    </w:p>
+    <w:p>
+      <w:pPr>
+        <w:rPr>
+          <w:lang w:val="en-US"/>
+        </w:rPr>
+      </w:pPr>
+      <w:r>
+        <w:rPr>
+          <w:lang w:val="en-US"/>
+        </w:rPr>
+        <w:t xml:space="preserve">If we remove/add the element using the </w:t>
+      </w:r>
+      <w:proofErr w:type="gramStart"/>
+      <w:r>
+        <w:rPr>
+          <w:lang w:val="en-US"/>
+        </w:rPr>
+        <w:t>remove(</w:t>
+      </w:r>
+      <w:proofErr w:type="gramEnd"/>
+      <w:r>
+        <w:rPr>
+          <w:lang w:val="en-US"/>
+        </w:rPr>
+        <w:t xml:space="preserve">) or </w:t>
+      </w:r>
+      <w:proofErr w:type="gramStart"/>
+      <w:r>
+        <w:rPr>
+          <w:lang w:val="en-US"/>
+        </w:rPr>
+        <w:t>add(</w:t>
+      </w:r>
+      <w:proofErr w:type="gramEnd"/>
+      <w:r>
+        <w:rPr>
+          <w:lang w:val="en-US"/>
+        </w:rPr>
+        <w:t xml:space="preserve">) of iterator instead of collection, then in that case no exception will </w:t>
+      </w:r>
+      <w:proofErr w:type="spellStart"/>
+      <w:r>
+        <w:rPr>
+          <w:lang w:val="en-US"/>
+        </w:rPr>
+        <w:t>opccur</w:t>
+      </w:r>
+      <w:proofErr w:type="spellEnd"/>
+      <w:r>
+        <w:rPr>
+          <w:lang w:val="en-US"/>
+        </w:rPr>
+        <w:t xml:space="preserve">. It is because the remove/add methods of iterators call the remove/add method of collection internally, </w:t>
+      </w:r>
+      <w:proofErr w:type="gramStart"/>
+      <w:r>
+        <w:rPr>
+          <w:lang w:val="en-US"/>
+        </w:rPr>
+        <w:t>and also</w:t>
+      </w:r>
+      <w:proofErr w:type="gramEnd"/>
+      <w:r>
+        <w:rPr>
+          <w:lang w:val="en-US"/>
+        </w:rPr>
+        <w:t xml:space="preserve"> it </w:t>
+      </w:r>
+      <w:proofErr w:type="spellStart"/>
+      <w:r>
+        <w:rPr>
+          <w:lang w:val="en-US"/>
+        </w:rPr>
+        <w:t>reasigns</w:t>
+      </w:r>
+      <w:proofErr w:type="spellEnd"/>
+      <w:r>
+        <w:rPr>
+          <w:lang w:val="en-US"/>
+        </w:rPr>
+        <w:t xml:space="preserve"> the </w:t>
+      </w:r>
+      <w:proofErr w:type="spellStart"/>
+      <w:r>
+        <w:rPr>
+          <w:lang w:val="en-US"/>
+        </w:rPr>
+        <w:t>expectedModCount</w:t>
+      </w:r>
+      <w:proofErr w:type="spellEnd"/>
+      <w:r>
+        <w:rPr>
+          <w:lang w:val="en-US"/>
+        </w:rPr>
+        <w:t xml:space="preserve"> to new </w:t>
+      </w:r>
+      <w:proofErr w:type="spellStart"/>
+      <w:r>
+        <w:rPr>
+          <w:lang w:val="en-US"/>
+        </w:rPr>
+        <w:t>modCount</w:t>
+      </w:r>
+      <w:proofErr w:type="spellEnd"/>
+      <w:r>
+        <w:rPr>
+          <w:lang w:val="en-US"/>
+        </w:rPr>
+        <w:t xml:space="preserve"> value.</w:t>
+      </w:r>
+    </w:p>
+    <w:p>
+      <w:pPr>
+        <w:rPr>
+          <w:lang w:val="en-US"/>
+        </w:rPr>
+      </w:pPr>
+    </w:p>
+    <w:p>
+      <w:pPr>
+        <w:autoSpaceDE w:val="0"/>
+        <w:autoSpaceDN w:val="0"/>
+        <w:adjustRightInd w:val="0"/>
+        <w:spacing w:after="0" w:line="240" w:lineRule="auto"/>
+        <w:rPr>
+          <w:rFonts w:ascii="Times New Roman" w:hAnsi="Times New Roman" w:cs="Times New Roman"/>
+          <w:kern w:val="0"/>
+        </w:rPr>
+      </w:pPr>
+      <w:r>
+        <w:rPr>
+          <w:rFonts w:ascii="Times New Roman" w:hAnsi="Times New Roman" w:cs="Times New Roman"/>
+          <w:kern w:val="0"/>
+        </w:rPr>
+        <w:t xml:space="preserve">       </w:t>
+      </w:r>
+      <w:proofErr w:type="spellStart"/>
+      <w:r>
+        <w:rPr>
+          <w:rFonts w:ascii="Times New Roman" w:hAnsi="Times New Roman" w:cs="Times New Roman"/>
+          <w:kern w:val="0"/>
+        </w:rPr>
+        <w:t>ArrayList</w:t>
+      </w:r>
+      <w:proofErr w:type="spellEnd"/>
       <w:r>
         <w:rPr>
           <w:rFonts w:ascii="Times New Roman" w:hAnsi="Times New Roman" w:cs="Times New Roman"/>
@@ -6782,8 +7988,17 @@
           <w:rFonts w:ascii="Times New Roman" w:hAnsi="Times New Roman" w:cs="Times New Roman"/>
           <w:kern w:val="0"/>
         </w:rPr>
-        <w:t xml:space="preserve"> ArrayList</w:t>
-      </w:r>
+        <w:t xml:space="preserve"> </w:t>
+      </w:r>
+      <w:proofErr w:type="spellStart"/>
+      <w:r>
+        <w:rPr>
+          <w:rFonts w:ascii="Times New Roman" w:hAnsi="Times New Roman" w:cs="Times New Roman"/>
+          <w:kern w:val="0"/>
+        </w:rPr>
+        <w:t>ArrayList</w:t>
+      </w:r>
+      <w:proofErr w:type="spellEnd"/>
       <w:r>
         <w:rPr>
           <w:rFonts w:ascii="Times New Roman" w:hAnsi="Times New Roman" w:cs="Times New Roman"/>
@@ -6843,7 +8058,15 @@
           <w:rFonts w:ascii="Times New Roman" w:hAnsi="Times New Roman" w:cs="Times New Roman"/>
           <w:kern w:val="0"/>
         </w:rPr>
-        <w:t xml:space="preserve">        al</w:t>
+        <w:t xml:space="preserve">        </w:t>
+      </w:r>
+      <w:proofErr w:type="spellStart"/>
+      <w:r>
+        <w:rPr>
+          <w:rFonts w:ascii="Times New Roman" w:hAnsi="Times New Roman" w:cs="Times New Roman"/>
+          <w:kern w:val="0"/>
+        </w:rPr>
+        <w:t>al</w:t>
       </w:r>
       <w:r>
         <w:rPr>
@@ -6861,6 +8084,7 @@
         </w:rPr>
         <w:t>add</w:t>
       </w:r>
+      <w:proofErr w:type="spellEnd"/>
       <w:r>
         <w:rPr>
           <w:rFonts w:ascii="Times New Roman" w:hAnsi="Times New Roman" w:cs="Times New Roman"/>
@@ -6889,7 +8113,15 @@
           <w:rFonts w:ascii="Times New Roman" w:hAnsi="Times New Roman" w:cs="Times New Roman"/>
           <w:kern w:val="0"/>
         </w:rPr>
-        <w:t xml:space="preserve"> al</w:t>
+        <w:t xml:space="preserve"> </w:t>
+      </w:r>
+      <w:proofErr w:type="spellStart"/>
+      <w:r>
+        <w:rPr>
+          <w:rFonts w:ascii="Times New Roman" w:hAnsi="Times New Roman" w:cs="Times New Roman"/>
+          <w:kern w:val="0"/>
+        </w:rPr>
+        <w:t>al</w:t>
       </w:r>
       <w:r>
         <w:rPr>
@@ -6907,6 +8139,7 @@
         </w:rPr>
         <w:t>add</w:t>
       </w:r>
+      <w:proofErr w:type="spellEnd"/>
       <w:r>
         <w:rPr>
           <w:rFonts w:ascii="Times New Roman" w:hAnsi="Times New Roman" w:cs="Times New Roman"/>
@@ -6935,7 +8168,15 @@
           <w:rFonts w:ascii="Times New Roman" w:hAnsi="Times New Roman" w:cs="Times New Roman"/>
           <w:kern w:val="0"/>
         </w:rPr>
-        <w:t xml:space="preserve"> al</w:t>
+        <w:t xml:space="preserve"> </w:t>
+      </w:r>
+      <w:proofErr w:type="spellStart"/>
+      <w:r>
+        <w:rPr>
+          <w:rFonts w:ascii="Times New Roman" w:hAnsi="Times New Roman" w:cs="Times New Roman"/>
+          <w:kern w:val="0"/>
+        </w:rPr>
+        <w:t>al</w:t>
       </w:r>
       <w:r>
         <w:rPr>
@@ -6953,6 +8194,7 @@
         </w:rPr>
         <w:t>add</w:t>
       </w:r>
+      <w:proofErr w:type="spellEnd"/>
       <w:r>
         <w:rPr>
           <w:rFonts w:ascii="Times New Roman" w:hAnsi="Times New Roman" w:cs="Times New Roman"/>
@@ -6981,7 +8223,15 @@
           <w:rFonts w:ascii="Times New Roman" w:hAnsi="Times New Roman" w:cs="Times New Roman"/>
           <w:kern w:val="0"/>
         </w:rPr>
-        <w:t xml:space="preserve"> al</w:t>
+        <w:t xml:space="preserve"> </w:t>
+      </w:r>
+      <w:proofErr w:type="spellStart"/>
+      <w:r>
+        <w:rPr>
+          <w:rFonts w:ascii="Times New Roman" w:hAnsi="Times New Roman" w:cs="Times New Roman"/>
+          <w:kern w:val="0"/>
+        </w:rPr>
+        <w:t>al</w:t>
       </w:r>
       <w:r>
         <w:rPr>
@@ -6999,6 +8249,7 @@
         </w:rPr>
         <w:t>add</w:t>
       </w:r>
+      <w:proofErr w:type="spellEnd"/>
       <w:r>
         <w:rPr>
           <w:rFonts w:ascii="Times New Roman" w:hAnsi="Times New Roman" w:cs="Times New Roman"/>
@@ -7027,7 +8278,15 @@
           <w:rFonts w:ascii="Times New Roman" w:hAnsi="Times New Roman" w:cs="Times New Roman"/>
           <w:kern w:val="0"/>
         </w:rPr>
-        <w:t xml:space="preserve"> al</w:t>
+        <w:t xml:space="preserve"> </w:t>
+      </w:r>
+      <w:proofErr w:type="spellStart"/>
+      <w:r>
+        <w:rPr>
+          <w:rFonts w:ascii="Times New Roman" w:hAnsi="Times New Roman" w:cs="Times New Roman"/>
+          <w:kern w:val="0"/>
+        </w:rPr>
+        <w:t>al</w:t>
       </w:r>
       <w:r>
         <w:rPr>
@@ -7045,6 +8304,7 @@
         </w:rPr>
         <w:t>add</w:t>
       </w:r>
+      <w:proofErr w:type="spellEnd"/>
       <w:r>
         <w:rPr>
           <w:rFonts w:ascii="Times New Roman" w:hAnsi="Times New Roman" w:cs="Times New Roman"/>
@@ -7141,7 +8401,23 @@
           <w:rFonts w:ascii="Times New Roman" w:hAnsi="Times New Roman" w:cs="Times New Roman"/>
           <w:kern w:val="0"/>
         </w:rPr>
-        <w:t xml:space="preserve"> itr </w:t>
+        <w:t xml:space="preserve"> </w:t>
+      </w:r>
+      <w:proofErr w:type="spellStart"/>
+      <w:r>
+        <w:rPr>
+          <w:rFonts w:ascii="Times New Roman" w:hAnsi="Times New Roman" w:cs="Times New Roman"/>
+          <w:kern w:val="0"/>
+        </w:rPr>
+        <w:t>itr</w:t>
+      </w:r>
+      <w:proofErr w:type="spellEnd"/>
+      <w:r>
+        <w:rPr>
+          <w:rFonts w:ascii="Times New Roman" w:hAnsi="Times New Roman" w:cs="Times New Roman"/>
+          <w:kern w:val="0"/>
+        </w:rPr>
+        <w:t xml:space="preserve"> </w:t>
       </w:r>
       <w:r>
         <w:rPr>
@@ -7156,7 +8432,15 @@
           <w:rFonts w:ascii="Times New Roman" w:hAnsi="Times New Roman" w:cs="Times New Roman"/>
           <w:kern w:val="0"/>
         </w:rPr>
-        <w:t xml:space="preserve"> al</w:t>
+        <w:t xml:space="preserve"> </w:t>
+      </w:r>
+      <w:proofErr w:type="spellStart"/>
+      <w:r>
+        <w:rPr>
+          <w:rFonts w:ascii="Times New Roman" w:hAnsi="Times New Roman" w:cs="Times New Roman"/>
+          <w:kern w:val="0"/>
+        </w:rPr>
+        <w:t>al</w:t>
       </w:r>
       <w:r>
         <w:rPr>
@@ -7174,6 +8458,7 @@
         </w:rPr>
         <w:t>iterator</w:t>
       </w:r>
+      <w:proofErr w:type="spellEnd"/>
       <w:r>
         <w:rPr>
           <w:rFonts w:ascii="Times New Roman" w:hAnsi="Times New Roman" w:cs="Times New Roman"/>
@@ -7245,6 +8530,7 @@
         </w:rPr>
         <w:t>(</w:t>
       </w:r>
+      <w:proofErr w:type="spellStart"/>
       <w:r>
         <w:rPr>
           <w:rFonts w:ascii="Times New Roman" w:hAnsi="Times New Roman" w:cs="Times New Roman"/>
@@ -7268,6 +8554,7 @@
         </w:rPr>
         <w:t>hasNext</w:t>
       </w:r>
+      <w:proofErr w:type="spellEnd"/>
       <w:r>
         <w:rPr>
           <w:rFonts w:ascii="Times New Roman" w:hAnsi="Times New Roman" w:cs="Times New Roman"/>
@@ -7342,6 +8629,7 @@
         </w:rPr>
         <w:t>(</w:t>
       </w:r>
+      <w:proofErr w:type="spellStart"/>
       <w:r>
         <w:rPr>
           <w:rFonts w:ascii="Times New Roman" w:hAnsi="Times New Roman" w:cs="Times New Roman"/>
@@ -7365,6 +8653,7 @@
         </w:rPr>
         <w:t>next</w:t>
       </w:r>
+      <w:proofErr w:type="spellEnd"/>
       <w:r>
         <w:rPr>
           <w:rFonts w:ascii="Times New Roman" w:hAnsi="Times New Roman" w:cs="Times New Roman"/>
@@ -7474,7 +8763,15 @@
           <w:rFonts w:ascii="Times New Roman" w:hAnsi="Times New Roman" w:cs="Times New Roman"/>
           <w:kern w:val="0"/>
         </w:rPr>
-        <w:t xml:space="preserve">                itr</w:t>
+        <w:t xml:space="preserve">                </w:t>
+      </w:r>
+      <w:proofErr w:type="spellStart"/>
+      <w:r>
+        <w:rPr>
+          <w:rFonts w:ascii="Times New Roman" w:hAnsi="Times New Roman" w:cs="Times New Roman"/>
+          <w:kern w:val="0"/>
+        </w:rPr>
+        <w:t>itr</w:t>
       </w:r>
       <w:r>
         <w:rPr>
@@ -7492,6 +8789,7 @@
         </w:rPr>
         <w:t>remove</w:t>
       </w:r>
+      <w:proofErr w:type="spellEnd"/>
       <w:r>
         <w:rPr>
           <w:rFonts w:ascii="Times New Roman" w:hAnsi="Times New Roman" w:cs="Times New Roman"/>
@@ -7611,7 +8909,15 @@
           <w:rFonts w:ascii="Times New Roman" w:hAnsi="Times New Roman" w:cs="Times New Roman"/>
           <w:kern w:val="0"/>
         </w:rPr>
-        <w:t xml:space="preserve">        System</w:t>
+        <w:t xml:space="preserve">        </w:t>
+      </w:r>
+      <w:proofErr w:type="spellStart"/>
+      <w:r>
+        <w:rPr>
+          <w:rFonts w:ascii="Times New Roman" w:hAnsi="Times New Roman" w:cs="Times New Roman"/>
+          <w:kern w:val="0"/>
+        </w:rPr>
+        <w:t>System</w:t>
       </w:r>
       <w:r>
         <w:rPr>
@@ -7645,6 +8951,7 @@
         </w:rPr>
         <w:t>println</w:t>
       </w:r>
+      <w:proofErr w:type="spellEnd"/>
       <w:r>
         <w:rPr>
           <w:rFonts w:ascii="Times New Roman" w:hAnsi="Times New Roman" w:cs="Times New Roman"/>
@@ -7711,7 +9018,23 @@
           <w:rFonts w:ascii="Times New Roman" w:hAnsi="Times New Roman" w:cs="Times New Roman"/>
           <w:kern w:val="0"/>
         </w:rPr>
-        <w:t xml:space="preserve">        itr </w:t>
+        <w:t xml:space="preserve">        </w:t>
+      </w:r>
+      <w:proofErr w:type="spellStart"/>
+      <w:r>
+        <w:rPr>
+          <w:rFonts w:ascii="Times New Roman" w:hAnsi="Times New Roman" w:cs="Times New Roman"/>
+          <w:kern w:val="0"/>
+        </w:rPr>
+        <w:t>itr</w:t>
+      </w:r>
+      <w:proofErr w:type="spellEnd"/>
+      <w:r>
+        <w:rPr>
+          <w:rFonts w:ascii="Times New Roman" w:hAnsi="Times New Roman" w:cs="Times New Roman"/>
+          <w:kern w:val="0"/>
+        </w:rPr>
+        <w:t xml:space="preserve"> </w:t>
       </w:r>
       <w:r>
         <w:rPr>
@@ -7726,7 +9049,15 @@
           <w:rFonts w:ascii="Times New Roman" w:hAnsi="Times New Roman" w:cs="Times New Roman"/>
           <w:kern w:val="0"/>
         </w:rPr>
-        <w:t xml:space="preserve"> al</w:t>
+        <w:t xml:space="preserve"> </w:t>
+      </w:r>
+      <w:proofErr w:type="spellStart"/>
+      <w:r>
+        <w:rPr>
+          <w:rFonts w:ascii="Times New Roman" w:hAnsi="Times New Roman" w:cs="Times New Roman"/>
+          <w:kern w:val="0"/>
+        </w:rPr>
+        <w:t>al</w:t>
       </w:r>
       <w:r>
         <w:rPr>
@@ -7744,6 +9075,7 @@
         </w:rPr>
         <w:t>iterator</w:t>
       </w:r>
+      <w:proofErr w:type="spellEnd"/>
       <w:r>
         <w:rPr>
           <w:rFonts w:ascii="Times New Roman" w:hAnsi="Times New Roman" w:cs="Times New Roman"/>
@@ -7803,6 +9135,7 @@
         </w:rPr>
         <w:t>(</w:t>
       </w:r>
+      <w:proofErr w:type="spellStart"/>
       <w:r>
         <w:rPr>
           <w:rFonts w:ascii="Times New Roman" w:hAnsi="Times New Roman" w:cs="Times New Roman"/>
@@ -7826,6 +9159,7 @@
         </w:rPr>
         <w:t>hasNext</w:t>
       </w:r>
+      <w:proofErr w:type="spellEnd"/>
       <w:r>
         <w:rPr>
           <w:rFonts w:ascii="Times New Roman" w:hAnsi="Times New Roman" w:cs="Times New Roman"/>
@@ -7900,6 +9234,7 @@
         </w:rPr>
         <w:t>(</w:t>
       </w:r>
+      <w:proofErr w:type="spellStart"/>
       <w:r>
         <w:rPr>
           <w:rFonts w:ascii="Times New Roman" w:hAnsi="Times New Roman" w:cs="Times New Roman"/>
@@ -7923,6 +9258,7 @@
         </w:rPr>
         <w:t>next</w:t>
       </w:r>
+      <w:proofErr w:type="spellEnd"/>
       <w:r>
         <w:rPr>
           <w:rFonts w:ascii="Times New Roman" w:hAnsi="Times New Roman" w:cs="Times New Roman"/>
@@ -8064,7 +9400,15 @@
           <w:rFonts w:ascii="Times New Roman" w:hAnsi="Times New Roman" w:cs="Times New Roman"/>
           <w:kern w:val="0"/>
         </w:rPr>
-        <w:t xml:space="preserve">                al</w:t>
+        <w:t xml:space="preserve">                </w:t>
+      </w:r>
+      <w:proofErr w:type="spellStart"/>
+      <w:r>
+        <w:rPr>
+          <w:rFonts w:ascii="Times New Roman" w:hAnsi="Times New Roman" w:cs="Times New Roman"/>
+          <w:kern w:val="0"/>
+        </w:rPr>
+        <w:t>al</w:t>
       </w:r>
       <w:r>
         <w:rPr>
@@ -8082,6 +9426,7 @@
         </w:rPr>
         <w:t>remove</w:t>
       </w:r>
+      <w:proofErr w:type="spellEnd"/>
       <w:r>
         <w:rPr>
           <w:rFonts w:ascii="Times New Roman" w:hAnsi="Times New Roman" w:cs="Times New Roman"/>
@@ -8187,15 +9532,33 @@
           <w:bCs/>
           <w:lang w:val="en-US"/>
         </w:rPr>
-        <w:t>Fail-Safe Iterators</w:t>
-      </w:r>
+        <w:t xml:space="preserve">Fail-Safe </w:t>
+      </w:r>
+      <w:proofErr w:type="gramStart"/>
       <w:r>
         <w:rPr>
           <w:b/>
           <w:bCs/>
           <w:lang w:val="en-US"/>
         </w:rPr>
-        <w:t xml:space="preserve"> : </w:t>
+        <w:t>Iterators</w:t>
+      </w:r>
+      <w:r>
+        <w:rPr>
+          <w:b/>
+          <w:bCs/>
+          <w:lang w:val="en-US"/>
+        </w:rPr>
+        <w:t xml:space="preserve"> :</w:t>
+      </w:r>
+      <w:proofErr w:type="gramEnd"/>
+      <w:r>
+        <w:rPr>
+          <w:b/>
+          <w:bCs/>
+          <w:lang w:val="en-US"/>
+        </w:rPr>
+        <w:t xml:space="preserve"> </w:t>
       </w:r>
     </w:p>
     <w:p>
@@ -8210,8 +9573,10 @@
         <w:rPr>
           <w:lang w:val="en-US"/>
         </w:rPr>
+        <w:lastRenderedPageBreak/>
         <w:t xml:space="preserve">These iterators do not throw any exceptions if a collection is structurally modified while iterating over it. Instead, they operate on a clone or a separate copy of the collection, which means they are not affected by the modifications in the original collection. This approach ensures that the original collection remains unaffected by the modifications made during iteration. Examples of fail-safe iterators are Iterator on </w:t>
       </w:r>
+      <w:proofErr w:type="spellStart"/>
       <w:r>
         <w:rPr>
           <w:i/>
@@ -8220,12 +9585,14 @@
         </w:rPr>
         <w:t>CopyOnWriteArrayList</w:t>
       </w:r>
+      <w:proofErr w:type="spellEnd"/>
       <w:r>
         <w:rPr>
           <w:lang w:val="en-US"/>
         </w:rPr>
         <w:t xml:space="preserve"> and </w:t>
       </w:r>
+      <w:proofErr w:type="spellStart"/>
       <w:r>
         <w:rPr>
           <w:i/>
@@ -8234,6 +9601,7 @@
         </w:rPr>
         <w:t>ConcurrentHashMap</w:t>
       </w:r>
+      <w:proofErr w:type="spellEnd"/>
     </w:p>
     <w:p>
       <w:pPr>
@@ -8339,8 +9707,17 @@
           <w:rFonts w:ascii="Times New Roman" w:hAnsi="Times New Roman" w:cs="Times New Roman"/>
           <w:kern w:val="0"/>
         </w:rPr>
-        <w:t xml:space="preserve"> CopyOnWriteArrayList</w:t>
-      </w:r>
+        <w:t xml:space="preserve"> </w:t>
+      </w:r>
+      <w:proofErr w:type="spellStart"/>
+      <w:r>
+        <w:rPr>
+          <w:rFonts w:ascii="Times New Roman" w:hAnsi="Times New Roman" w:cs="Times New Roman"/>
+          <w:kern w:val="0"/>
+        </w:rPr>
+        <w:t>CopyOnWriteArrayList</w:t>
+      </w:r>
+      <w:proofErr w:type="spellEnd"/>
       <w:r>
         <w:rPr>
           <w:rFonts w:ascii="Times New Roman" w:hAnsi="Times New Roman" w:cs="Times New Roman"/>
@@ -8459,7 +9836,15 @@
           <w:rFonts w:ascii="Times New Roman" w:hAnsi="Times New Roman" w:cs="Times New Roman"/>
           <w:kern w:val="0"/>
         </w:rPr>
-        <w:t xml:space="preserve">        al</w:t>
+        <w:t xml:space="preserve">        </w:t>
+      </w:r>
+      <w:proofErr w:type="spellStart"/>
+      <w:r>
+        <w:rPr>
+          <w:rFonts w:ascii="Times New Roman" w:hAnsi="Times New Roman" w:cs="Times New Roman"/>
+          <w:kern w:val="0"/>
+        </w:rPr>
+        <w:t>al</w:t>
       </w:r>
       <w:r>
         <w:rPr>
@@ -8477,6 +9862,7 @@
         </w:rPr>
         <w:t>add</w:t>
       </w:r>
+      <w:proofErr w:type="spellEnd"/>
       <w:r>
         <w:rPr>
           <w:rFonts w:ascii="Times New Roman" w:hAnsi="Times New Roman" w:cs="Times New Roman"/>
@@ -8505,7 +9891,15 @@
           <w:rFonts w:ascii="Times New Roman" w:hAnsi="Times New Roman" w:cs="Times New Roman"/>
           <w:kern w:val="0"/>
         </w:rPr>
-        <w:t xml:space="preserve"> al</w:t>
+        <w:t xml:space="preserve"> </w:t>
+      </w:r>
+      <w:proofErr w:type="spellStart"/>
+      <w:r>
+        <w:rPr>
+          <w:rFonts w:ascii="Times New Roman" w:hAnsi="Times New Roman" w:cs="Times New Roman"/>
+          <w:kern w:val="0"/>
+        </w:rPr>
+        <w:t>al</w:t>
       </w:r>
       <w:r>
         <w:rPr>
@@ -8523,6 +9917,7 @@
         </w:rPr>
         <w:t>add</w:t>
       </w:r>
+      <w:proofErr w:type="spellEnd"/>
       <w:r>
         <w:rPr>
           <w:rFonts w:ascii="Times New Roman" w:hAnsi="Times New Roman" w:cs="Times New Roman"/>
@@ -8551,7 +9946,15 @@
           <w:rFonts w:ascii="Times New Roman" w:hAnsi="Times New Roman" w:cs="Times New Roman"/>
           <w:kern w:val="0"/>
         </w:rPr>
-        <w:t xml:space="preserve"> al</w:t>
+        <w:t xml:space="preserve"> </w:t>
+      </w:r>
+      <w:proofErr w:type="spellStart"/>
+      <w:r>
+        <w:rPr>
+          <w:rFonts w:ascii="Times New Roman" w:hAnsi="Times New Roman" w:cs="Times New Roman"/>
+          <w:kern w:val="0"/>
+        </w:rPr>
+        <w:t>al</w:t>
       </w:r>
       <w:r>
         <w:rPr>
@@ -8569,6 +9972,7 @@
         </w:rPr>
         <w:t>add</w:t>
       </w:r>
+      <w:proofErr w:type="spellEnd"/>
       <w:r>
         <w:rPr>
           <w:rFonts w:ascii="Times New Roman" w:hAnsi="Times New Roman" w:cs="Times New Roman"/>
@@ -8597,7 +10001,15 @@
           <w:rFonts w:ascii="Times New Roman" w:hAnsi="Times New Roman" w:cs="Times New Roman"/>
           <w:kern w:val="0"/>
         </w:rPr>
-        <w:t xml:space="preserve"> al</w:t>
+        <w:t xml:space="preserve"> </w:t>
+      </w:r>
+      <w:proofErr w:type="spellStart"/>
+      <w:r>
+        <w:rPr>
+          <w:rFonts w:ascii="Times New Roman" w:hAnsi="Times New Roman" w:cs="Times New Roman"/>
+          <w:kern w:val="0"/>
+        </w:rPr>
+        <w:t>al</w:t>
       </w:r>
       <w:r>
         <w:rPr>
@@ -8615,6 +10027,7 @@
         </w:rPr>
         <w:t>add</w:t>
       </w:r>
+      <w:proofErr w:type="spellEnd"/>
       <w:r>
         <w:rPr>
           <w:rFonts w:ascii="Times New Roman" w:hAnsi="Times New Roman" w:cs="Times New Roman"/>
@@ -8643,7 +10056,15 @@
           <w:rFonts w:ascii="Times New Roman" w:hAnsi="Times New Roman" w:cs="Times New Roman"/>
           <w:kern w:val="0"/>
         </w:rPr>
-        <w:t xml:space="preserve"> al</w:t>
+        <w:t xml:space="preserve"> </w:t>
+      </w:r>
+      <w:proofErr w:type="spellStart"/>
+      <w:r>
+        <w:rPr>
+          <w:rFonts w:ascii="Times New Roman" w:hAnsi="Times New Roman" w:cs="Times New Roman"/>
+          <w:kern w:val="0"/>
+        </w:rPr>
+        <w:t>al</w:t>
       </w:r>
       <w:r>
         <w:rPr>
@@ -8661,6 +10082,7 @@
         </w:rPr>
         <w:t>add</w:t>
       </w:r>
+      <w:proofErr w:type="spellEnd"/>
       <w:r>
         <w:rPr>
           <w:rFonts w:ascii="Times New Roman" w:hAnsi="Times New Roman" w:cs="Times New Roman"/>
@@ -8757,7 +10179,23 @@
           <w:rFonts w:ascii="Times New Roman" w:hAnsi="Times New Roman" w:cs="Times New Roman"/>
           <w:kern w:val="0"/>
         </w:rPr>
-        <w:t xml:space="preserve"> itr </w:t>
+        <w:t xml:space="preserve"> </w:t>
+      </w:r>
+      <w:proofErr w:type="spellStart"/>
+      <w:r>
+        <w:rPr>
+          <w:rFonts w:ascii="Times New Roman" w:hAnsi="Times New Roman" w:cs="Times New Roman"/>
+          <w:kern w:val="0"/>
+        </w:rPr>
+        <w:t>itr</w:t>
+      </w:r>
+      <w:proofErr w:type="spellEnd"/>
+      <w:r>
+        <w:rPr>
+          <w:rFonts w:ascii="Times New Roman" w:hAnsi="Times New Roman" w:cs="Times New Roman"/>
+          <w:kern w:val="0"/>
+        </w:rPr>
+        <w:t xml:space="preserve"> </w:t>
       </w:r>
       <w:r>
         <w:rPr>
@@ -8772,7 +10210,15 @@
           <w:rFonts w:ascii="Times New Roman" w:hAnsi="Times New Roman" w:cs="Times New Roman"/>
           <w:kern w:val="0"/>
         </w:rPr>
-        <w:t xml:space="preserve"> al</w:t>
+        <w:t xml:space="preserve"> </w:t>
+      </w:r>
+      <w:proofErr w:type="spellStart"/>
+      <w:r>
+        <w:rPr>
+          <w:rFonts w:ascii="Times New Roman" w:hAnsi="Times New Roman" w:cs="Times New Roman"/>
+          <w:kern w:val="0"/>
+        </w:rPr>
+        <w:t>al</w:t>
       </w:r>
       <w:r>
         <w:rPr>
@@ -8790,6 +10236,7 @@
         </w:rPr>
         <w:t>iterator</w:t>
       </w:r>
+      <w:proofErr w:type="spellEnd"/>
       <w:r>
         <w:rPr>
           <w:rFonts w:ascii="Times New Roman" w:hAnsi="Times New Roman" w:cs="Times New Roman"/>
@@ -8865,7 +10312,15 @@
           <w:rFonts w:ascii="Times New Roman" w:hAnsi="Times New Roman" w:cs="Times New Roman"/>
           <w:kern w:val="0"/>
         </w:rPr>
-        <w:t xml:space="preserve">        System</w:t>
+        <w:t xml:space="preserve">        </w:t>
+      </w:r>
+      <w:proofErr w:type="spellStart"/>
+      <w:r>
+        <w:rPr>
+          <w:rFonts w:ascii="Times New Roman" w:hAnsi="Times New Roman" w:cs="Times New Roman"/>
+          <w:kern w:val="0"/>
+        </w:rPr>
+        <w:t>System</w:t>
       </w:r>
       <w:r>
         <w:rPr>
@@ -8899,6 +10354,7 @@
         </w:rPr>
         <w:t>println</w:t>
       </w:r>
+      <w:proofErr w:type="spellEnd"/>
       <w:r>
         <w:rPr>
           <w:rFonts w:ascii="Times New Roman" w:hAnsi="Times New Roman" w:cs="Times New Roman"/>
@@ -8965,7 +10421,23 @@
           <w:rFonts w:ascii="Times New Roman" w:hAnsi="Times New Roman" w:cs="Times New Roman"/>
           <w:kern w:val="0"/>
         </w:rPr>
-        <w:t xml:space="preserve">        itr </w:t>
+        <w:t xml:space="preserve">        </w:t>
+      </w:r>
+      <w:proofErr w:type="spellStart"/>
+      <w:r>
+        <w:rPr>
+          <w:rFonts w:ascii="Times New Roman" w:hAnsi="Times New Roman" w:cs="Times New Roman"/>
+          <w:kern w:val="0"/>
+        </w:rPr>
+        <w:t>itr</w:t>
+      </w:r>
+      <w:proofErr w:type="spellEnd"/>
+      <w:r>
+        <w:rPr>
+          <w:rFonts w:ascii="Times New Roman" w:hAnsi="Times New Roman" w:cs="Times New Roman"/>
+          <w:kern w:val="0"/>
+        </w:rPr>
+        <w:t xml:space="preserve"> </w:t>
       </w:r>
       <w:r>
         <w:rPr>
@@ -8980,7 +10452,15 @@
           <w:rFonts w:ascii="Times New Roman" w:hAnsi="Times New Roman" w:cs="Times New Roman"/>
           <w:kern w:val="0"/>
         </w:rPr>
-        <w:t xml:space="preserve"> al</w:t>
+        <w:t xml:space="preserve"> </w:t>
+      </w:r>
+      <w:proofErr w:type="spellStart"/>
+      <w:r>
+        <w:rPr>
+          <w:rFonts w:ascii="Times New Roman" w:hAnsi="Times New Roman" w:cs="Times New Roman"/>
+          <w:kern w:val="0"/>
+        </w:rPr>
+        <w:t>al</w:t>
       </w:r>
       <w:r>
         <w:rPr>
@@ -8998,6 +10478,7 @@
         </w:rPr>
         <w:t>iterator</w:t>
       </w:r>
+      <w:proofErr w:type="spellEnd"/>
       <w:r>
         <w:rPr>
           <w:rFonts w:ascii="Times New Roman" w:hAnsi="Times New Roman" w:cs="Times New Roman"/>
@@ -9057,6 +10538,7 @@
         </w:rPr>
         <w:t>(</w:t>
       </w:r>
+      <w:proofErr w:type="spellStart"/>
       <w:r>
         <w:rPr>
           <w:rFonts w:ascii="Times New Roman" w:hAnsi="Times New Roman" w:cs="Times New Roman"/>
@@ -9080,6 +10562,7 @@
         </w:rPr>
         <w:t>hasNext</w:t>
       </w:r>
+      <w:proofErr w:type="spellEnd"/>
       <w:r>
         <w:rPr>
           <w:rFonts w:ascii="Times New Roman" w:hAnsi="Times New Roman" w:cs="Times New Roman"/>
@@ -9154,6 +10637,7 @@
         </w:rPr>
         <w:t>(</w:t>
       </w:r>
+      <w:proofErr w:type="spellStart"/>
       <w:r>
         <w:rPr>
           <w:rFonts w:ascii="Times New Roman" w:hAnsi="Times New Roman" w:cs="Times New Roman"/>
@@ -9177,6 +10661,7 @@
         </w:rPr>
         <w:t>next</w:t>
       </w:r>
+      <w:proofErr w:type="spellEnd"/>
       <w:r>
         <w:rPr>
           <w:rFonts w:ascii="Times New Roman" w:hAnsi="Times New Roman" w:cs="Times New Roman"/>
@@ -9273,7 +10758,15 @@
           <w:rFonts w:ascii="Times New Roman" w:hAnsi="Times New Roman" w:cs="Times New Roman"/>
           <w:kern w:val="0"/>
         </w:rPr>
-        <w:t xml:space="preserve">                al</w:t>
+        <w:t xml:space="preserve">                </w:t>
+      </w:r>
+      <w:proofErr w:type="spellStart"/>
+      <w:r>
+        <w:rPr>
+          <w:rFonts w:ascii="Times New Roman" w:hAnsi="Times New Roman" w:cs="Times New Roman"/>
+          <w:kern w:val="0"/>
+        </w:rPr>
+        <w:t>al</w:t>
       </w:r>
       <w:r>
         <w:rPr>
@@ -9291,6 +10784,7 @@
         </w:rPr>
         <w:t>remove</w:t>
       </w:r>
+      <w:proofErr w:type="spellEnd"/>
       <w:r>
         <w:rPr>
           <w:rFonts w:ascii="Times New Roman" w:hAnsi="Times New Roman" w:cs="Times New Roman"/>
@@ -9299,6 +10793,7 @@
         </w:rPr>
         <w:t>(</w:t>
       </w:r>
+      <w:proofErr w:type="spellStart"/>
       <w:r>
         <w:rPr>
           <w:rFonts w:ascii="Times New Roman" w:hAnsi="Times New Roman" w:cs="Times New Roman"/>
@@ -9322,6 +10817,7 @@
         </w:rPr>
         <w:t>valueOf</w:t>
       </w:r>
+      <w:proofErr w:type="spellEnd"/>
       <w:r>
         <w:rPr>
           <w:rFonts w:ascii="Times New Roman" w:hAnsi="Times New Roman" w:cs="Times New Roman"/>
@@ -9434,7 +10930,15 @@
           <w:rFonts w:ascii="Times New Roman" w:hAnsi="Times New Roman" w:cs="Times New Roman"/>
           <w:kern w:val="0"/>
         </w:rPr>
-        <w:t xml:space="preserve">        System</w:t>
+        <w:t xml:space="preserve">        </w:t>
+      </w:r>
+      <w:proofErr w:type="spellStart"/>
+      <w:r>
+        <w:rPr>
+          <w:rFonts w:ascii="Times New Roman" w:hAnsi="Times New Roman" w:cs="Times New Roman"/>
+          <w:kern w:val="0"/>
+        </w:rPr>
+        <w:t>System</w:t>
       </w:r>
       <w:r>
         <w:rPr>
@@ -9468,6 +10972,7 @@
         </w:rPr>
         <w:t>println</w:t>
       </w:r>
+      <w:proofErr w:type="spellEnd"/>
       <w:r>
         <w:rPr>
           <w:rFonts w:ascii="Times New Roman" w:hAnsi="Times New Roman" w:cs="Times New Roman"/>
@@ -9517,7 +11022,7 @@
 </file>
 
 <file path=word/numbering.xml><?xml version="1.0" encoding="utf-8"?>
-<w:numbering xmlns:wpc="http://schemas.microsoft.com/office/word/2010/wordprocessingCanvas" xmlns:cx="http://schemas.microsoft.com/office/drawing/2014/chartex" xmlns:cx1="http://schemas.microsoft.com/office/drawing/2015/9/8/chartex" xmlns:cx2="http://schemas.microsoft.com/office/drawing/2015/10/21/chartex" xmlns:cx3="http://schemas.microsoft.com/office/drawing/2016/5/9/chartex" xmlns:cx4="http://schemas.microsoft.com/office/drawing/2016/5/10/chartex" xmlns:cx5="http://schemas.microsoft.com/office/drawing/2016/5/11/chartex" xmlns:cx6="http://schemas.microsoft.com/office/drawing/2016/5/12/chartex" xmlns:cx7="http://schemas.microsoft.com/office/drawing/2016/5/13/chartex" xmlns:cx8="http://schemas.microsoft.com/office/drawing/2016/5/14/chartex" xmlns:mc="http://schemas.openxmlformats.org/markup-compatibility/2006" xmlns:aink="http://schemas.microsoft.com/office/drawing/2016/ink" xmlns:am3d="http://schemas.microsoft.com/office/drawing/2017/model3d" xmlns:o="urn:schemas-microsoft-com:office:office" xmlns:oel="http://schemas.microsoft.com/office/2019/extlst" xmlns:r="http://schemas.openxmlformats.org/officeDocument/2006/relationships" xmlns:m="http://schemas.openxmlformats.org/officeDocument/2006/math" xmlns:v="urn:schemas-microsoft-com:vml" xmlns:wp14="http://schemas.microsoft.com/office/word/2010/wordprocessingDrawing" xmlns:wp="http://schemas.openxmlformats.org/drawingml/2006/wordprocessingDrawing" xmlns:w10="urn:schemas-microsoft-com:office:word" xmlns:w="http://schemas.openxmlformats.org/wordprocessingml/2006/main" xmlns:w14="http://schemas.microsoft.com/office/word/2010/wordml" xmlns:w15="http://schemas.microsoft.com/office/word/2012/wordml" xmlns:w16cex="http://schemas.microsoft.com/office/word/2018/wordml/cex" xmlns:w16cid="http://schemas.microsoft.com/office/word/2016/wordml/cid" xmlns:w16="http://schemas.microsoft.com/office/word/2018/wordml" xmlns:w16sdtdh="http://schemas.microsoft.com/office/word/2020/wordml/sdtdatahash" xmlns:w16se="http://schemas.microsoft.com/office/word/2015/wordml/symex" xmlns:wpg="http://schemas.microsoft.com/office/word/2010/wordprocessingGroup" xmlns:wpi="http://schemas.microsoft.com/office/word/2010/wordprocessingInk" xmlns:wne="http://schemas.microsoft.com/office/word/2006/wordml" xmlns:wps="http://schemas.microsoft.com/office/word/2010/wordprocessingShape" mc:Ignorable="w14 w15 w16se w16cid w16 w16cex w16sdtdh wp14">
+<w:numbering xmlns:wpc="http://schemas.microsoft.com/office/word/2010/wordprocessingCanvas" xmlns:cx="http://schemas.microsoft.com/office/drawing/2014/chartex" xmlns:cx1="http://schemas.microsoft.com/office/drawing/2015/9/8/chartex" xmlns:cx2="http://schemas.microsoft.com/office/drawing/2015/10/21/chartex" xmlns:cx3="http://schemas.microsoft.com/office/drawing/2016/5/9/chartex" xmlns:cx4="http://schemas.microsoft.com/office/drawing/2016/5/10/chartex" xmlns:cx5="http://schemas.microsoft.com/office/drawing/2016/5/11/chartex" xmlns:cx6="http://schemas.microsoft.com/office/drawing/2016/5/12/chartex" xmlns:cx7="http://schemas.microsoft.com/office/drawing/2016/5/13/chartex" xmlns:cx8="http://schemas.microsoft.com/office/drawing/2016/5/14/chartex" xmlns:mc="http://schemas.openxmlformats.org/markup-compatibility/2006" xmlns:aink="http://schemas.microsoft.com/office/drawing/2016/ink" xmlns:am3d="http://schemas.microsoft.com/office/drawing/2017/model3d" xmlns:o="urn:schemas-microsoft-com:office:office" xmlns:oel="http://schemas.microsoft.com/office/2019/extlst" xmlns:r="http://schemas.openxmlformats.org/officeDocument/2006/relationships" xmlns:m="http://schemas.openxmlformats.org/officeDocument/2006/math" xmlns:v="urn:schemas-microsoft-com:vml" xmlns:wp14="http://schemas.microsoft.com/office/word/2010/wordprocessingDrawing" xmlns:wp="http://schemas.openxmlformats.org/drawingml/2006/wordprocessingDrawing" xmlns:w10="urn:schemas-microsoft-com:office:word" xmlns:w="http://schemas.openxmlformats.org/wordprocessingml/2006/main" xmlns:w14="http://schemas.microsoft.com/office/word/2010/wordml" xmlns:w15="http://schemas.microsoft.com/office/word/2012/wordml" xmlns:w16cex="http://schemas.microsoft.com/office/word/2018/wordml/cex" xmlns:w16cid="http://schemas.microsoft.com/office/word/2016/wordml/cid" xmlns:w16="http://schemas.microsoft.com/office/word/2018/wordml" xmlns:w16du="http://schemas.microsoft.com/office/word/2023/wordml/word16du" xmlns:w16sdtdh="http://schemas.microsoft.com/office/word/2020/wordml/sdtdatahash" xmlns:w16sdtfl="http://schemas.microsoft.com/office/word/2024/wordml/sdtformatlock" xmlns:w16se="http://schemas.microsoft.com/office/word/2015/wordml/symex" xmlns:wpg="http://schemas.microsoft.com/office/word/2010/wordprocessingGroup" xmlns:wpi="http://schemas.microsoft.com/office/word/2010/wordprocessingInk" xmlns:wne="http://schemas.microsoft.com/office/word/2006/wordml" xmlns:wps="http://schemas.microsoft.com/office/word/2010/wordprocessingShape" mc:Ignorable="w14 w15 w16se w16cid w16 w16cex w16sdtdh w16sdtfl w16du wp14">
   <w:abstractNum w:abstractNumId="0" w15:restartNumberingAfterBreak="0">
     <w:nsid w:val="6843106D"/>
     <w:multiLevelType w:val="hybridMultilevel"/>
@@ -9875,7 +11380,7 @@
 </file>
 
 <file path=word/styles.xml><?xml version="1.0" encoding="utf-8"?>
-<w:styles xmlns:mc="http://schemas.openxmlformats.org/markup-compatibility/2006" xmlns:r="http://schemas.openxmlformats.org/officeDocument/2006/relationships" xmlns:w="http://schemas.openxmlformats.org/wordprocessingml/2006/main" xmlns:w14="http://schemas.microsoft.com/office/word/2010/wordml" xmlns:w15="http://schemas.microsoft.com/office/word/2012/wordml" xmlns:w16cex="http://schemas.microsoft.com/office/word/2018/wordml/cex" xmlns:w16cid="http://schemas.microsoft.com/office/word/2016/wordml/cid" xmlns:w16="http://schemas.microsoft.com/office/word/2018/wordml" xmlns:w16sdtdh="http://schemas.microsoft.com/office/word/2020/wordml/sdtdatahash" xmlns:w16se="http://schemas.microsoft.com/office/word/2015/wordml/symex" mc:Ignorable="w14 w15 w16se w16cid w16 w16cex w16sdtdh">
+<w:styles xmlns:mc="http://schemas.openxmlformats.org/markup-compatibility/2006" xmlns:r="http://schemas.openxmlformats.org/officeDocument/2006/relationships" xmlns:w="http://schemas.openxmlformats.org/wordprocessingml/2006/main" xmlns:w14="http://schemas.microsoft.com/office/word/2010/wordml" xmlns:w15="http://schemas.microsoft.com/office/word/2012/wordml" xmlns:w16cex="http://schemas.microsoft.com/office/word/2018/wordml/cex" xmlns:w16cid="http://schemas.microsoft.com/office/word/2016/wordml/cid" xmlns:w16="http://schemas.microsoft.com/office/word/2018/wordml" xmlns:w16du="http://schemas.microsoft.com/office/word/2023/wordml/word16du" xmlns:w16sdtdh="http://schemas.microsoft.com/office/word/2020/wordml/sdtdatahash" xmlns:w16sdtfl="http://schemas.microsoft.com/office/word/2024/wordml/sdtformatlock" xmlns:w16se="http://schemas.microsoft.com/office/word/2015/wordml/symex" mc:Ignorable="w14 w15 w16se w16cid w16 w16cex w16sdtdh w16sdtfl w16du">
   <w:docDefaults>
     <w:rPrDefault>
       <w:rPr>
@@ -10773,4 +12278,10 @@
     </a:ext>
   </a:extLst>
 </a:theme>
+</file>
+
+<file path=docMetadata/LabelInfo.xml><?xml version="1.0" encoding="utf-8"?>
+<clbl:labelList xmlns:clbl="http://schemas.microsoft.com/office/2020/mipLabelMetadata">
+  <clbl:label id="{6f6b1f18-f556-4b39-a158-6b6d47ff40df}" enabled="1" method="Standard" siteId="{f5d3bd9c-a8c2-4efc-9493-ddf2d4b42f17}" contentBits="0" removed="0"/>
+</clbl:labelList>
 </file>
--- a/Java/Collections.docx
+++ b/Java/Collections.docx
@@ -7158,7 +7158,7 @@
         <w:rPr>
           <w:lang w:val="en-US"/>
         </w:rPr>
-        <w:t>red-black</w:t>
+        <w:t>red black</w:t>
       </w:r>
       <w:proofErr w:type="gramEnd"/>
       <w:r>
@@ -7187,14 +7187,12 @@
         </w:rPr>
         <w:t xml:space="preserve">But it seems like with this </w:t>
       </w:r>
-      <w:proofErr w:type="gramStart"/>
-      <w:r>
-        <w:rPr>
-          <w:lang w:val="en-US"/>
-        </w:rPr>
-        <w:t>red-black</w:t>
-      </w:r>
-      <w:proofErr w:type="gramEnd"/>
+      <w:r>
+        <w:rPr>
+          <w:lang w:val="en-US"/>
+        </w:rPr>
+        <w:t>red black</w:t>
+      </w:r>
       <w:r>
         <w:rPr>
           <w:lang w:val="en-US"/>
